--- a/pr-preview/pr-234/model-validation-handout.docx
+++ b/pr-preview/pr-234/model-validation-handout.docx
@@ -15,7 +15,7 @@
         <w:pStyle w:val="Date"/>
       </w:pPr>
       <w:r>
-        <w:t xml:space="preserve">Last modified: 2026-10-16 00:47:58 (PDT)</w:t>
+        <w:t xml:space="preserve">Last modified: 2026-10-16 01:45:14 (PDT)</w:t>
       </w:r>
     </w:p>
     <w:bookmarkStart w:id="17" w:name="sec-data-sets"/>
@@ -30941,7 +30941,7 @@
     </w:p>
     <w:bookmarkEnd w:id="102"/>
     <w:bookmarkEnd w:id="103"/>
-    <w:bookmarkStart w:id="145" w:name="sec-data-splits"/>
+    <w:bookmarkStart w:id="150" w:name="sec-data-splits"/>
     <w:p>
       <w:pPr>
         <w:pStyle w:val="Heading2"/>
@@ -32714,7 +32714,7 @@
       <w:bookmarkEnd w:id="112"/>
     </w:p>
     <w:bookmarkEnd w:id="113"/>
-    <w:bookmarkStart w:id="115" w:name="def-validation-choice"/>
+    <w:bookmarkStart w:id="115" w:name="def-validation-error"/>
     <w:p>
       <w:pPr>
         <w:pStyle w:val="FirstParagraph"/>
@@ -32724,7 +32724,428 @@
           <w:b/>
           <w:bCs/>
         </w:rPr>
-        <w:t xml:space="preserve">Definition 23 (Validation choice)</w:t>
+        <w:t xml:space="preserve">Definition 23 (Validation error)</w:t>
+      </w:r>
+      <w:r>
+        <w:t xml:space="preserve"> </w:t>
+      </w:r>
+      <w:r>
+        <w:t xml:space="preserve">The</w:t>
+      </w:r>
+      <w:r>
+        <w:t xml:space="preserve"> </w:t>
+      </w:r>
+      <w:r>
+        <w:rPr>
+          <w:b/>
+          <w:bCs/>
+        </w:rPr>
+        <w:t xml:space="preserve">validation error</w:t>
+      </w:r>
+      <w:r>
+        <w:t xml:space="preserve"> </w:t>
+      </w:r>
+      <w:r>
+        <w:t xml:space="preserve">of a</w:t>
+      </w:r>
+      <w:r>
+        <w:t xml:space="preserve"> </w:t>
+      </w:r>
+      <w:hyperlink w:anchor="def-prediction-rule">
+        <w:r>
+          <w:rPr>
+            <w:rStyle w:val="Hyperlink"/>
+          </w:rPr>
+          <w:t xml:space="preserve">prediction rule</w:t>
+        </w:r>
+      </w:hyperlink>
+      <w:r>
+        <w:t xml:space="preserve"> </w:t>
+      </w:r>
+      <m:oMath>
+        <m:acc>
+          <m:accPr>
+            <m:chr m:val="̂"/>
+          </m:accPr>
+          <m:e>
+            <m:r>
+              <m:t>y</m:t>
+            </m:r>
+          </m:e>
+        </m:acc>
+      </m:oMath>
+      <w:r>
+        <w:t xml:space="preserve"> </w:t>
+      </w:r>
+      <w:r>
+        <w:t xml:space="preserve">fitted to a</w:t>
+      </w:r>
+      <w:r>
+        <w:t xml:space="preserve"> </w:t>
+      </w:r>
+      <w:hyperlink w:anchor="def-training-set">
+        <w:r>
+          <w:rPr>
+            <w:rStyle w:val="Hyperlink"/>
+          </w:rPr>
+          <w:t xml:space="preserve">training set</w:t>
+        </w:r>
+      </w:hyperlink>
+      <w:r>
+        <w:t xml:space="preserve"> </w:t>
+      </w:r>
+      <m:oMath>
+        <m:sSub>
+          <m:e>
+            <m:r>
+              <m:rPr>
+                <m:scr m:val="script"/>
+                <m:sty m:val="p"/>
+              </m:rPr>
+              <m:t>D</m:t>
+            </m:r>
+          </m:e>
+          <m:sub>
+            <m:r>
+              <m:rPr>
+                <m:nor/>
+                <m:sty m:val="p"/>
+              </m:rPr>
+              <m:t>train</m:t>
+            </m:r>
+          </m:sub>
+        </m:sSub>
+      </m:oMath>
+      <w:r>
+        <w:t xml:space="preserve"> </w:t>
+      </w:r>
+      <w:r>
+        <w:t xml:space="preserve">is the</w:t>
+      </w:r>
+      <w:r>
+        <w:t xml:space="preserve"> </w:t>
+      </w:r>
+      <w:hyperlink r:id="rId34">
+        <w:r>
+          <w:rPr>
+            <w:rStyle w:val="Hyperlink"/>
+          </w:rPr>
+          <w:t xml:space="preserve">mean squared error</w:t>
+        </w:r>
+      </w:hyperlink>
+      <w:r>
+        <w:t xml:space="preserve"> </w:t>
+      </w:r>
+      <w:r>
+        <w:t xml:space="preserve">of its predictions for the</w:t>
+      </w:r>
+      <w:r>
+        <w:t xml:space="preserve"> </w:t>
+      </w:r>
+      <w:hyperlink w:anchor="def-validation-set">
+        <w:r>
+          <w:rPr>
+            <w:rStyle w:val="Hyperlink"/>
+          </w:rPr>
+          <w:t xml:space="preserve">validation set</w:t>
+        </w:r>
+      </w:hyperlink>
+      <w:r>
+        <w:t xml:space="preserve">,</w:t>
+      </w:r>
+      <w:r>
+        <w:t xml:space="preserve"> </w:t>
+      </w:r>
+      <w:r>
+        <w:t xml:space="preserve">indexed by</w:t>
+      </w:r>
+      <w:r>
+        <w:t xml:space="preserve"> </w:t>
+      </w:r>
+      <m:oMath>
+        <m:sSub>
+          <m:e>
+            <m:r>
+              <m:t>I</m:t>
+            </m:r>
+          </m:e>
+          <m:sub>
+            <m:r>
+              <m:rPr>
+                <m:nor/>
+                <m:sty m:val="p"/>
+              </m:rPr>
+              <m:t>val</m:t>
+            </m:r>
+          </m:sub>
+        </m:sSub>
+      </m:oMath>
+      <w:r>
+        <w:t xml:space="preserve">:</w:t>
+      </w:r>
+    </w:p>
+    <w:p>
+      <w:pPr>
+        <w:pStyle w:val="BodyText"/>
+      </w:pPr>
+      <w:bookmarkStart w:id="114" w:name="eq-validation-error"/>
+      <m:oMathPara>
+        <m:oMathParaPr>
+          <m:jc m:val="center"/>
+        </m:oMathParaPr>
+        <m:oMath>
+          <m:sSub>
+            <m:e>
+              <m:bar>
+                <m:barPr>
+                  <m:pos m:val="top"/>
+                </m:barPr>
+                <m:e>
+                  <m:r>
+                    <m:rPr>
+                      <m:sty m:val="p"/>
+                    </m:rPr>
+                    <m:t>err</m:t>
+                  </m:r>
+                </m:e>
+              </m:bar>
+            </m:e>
+            <m:sub>
+              <m:r>
+                <m:rPr>
+                  <m:nor/>
+                  <m:sty m:val="p"/>
+                </m:rPr>
+                <m:t>val</m:t>
+              </m:r>
+            </m:sub>
+          </m:sSub>
+          <m:limUpp>
+            <m:e>
+              <m:r>
+                <m:rPr>
+                  <m:sty m:val="p"/>
+                </m:rPr>
+                <m:t>=</m:t>
+              </m:r>
+            </m:e>
+            <m:lim>
+              <m:r>
+                <m:rPr>
+                  <m:nor/>
+                  <m:sty m:val="p"/>
+                </m:rPr>
+                <m:t>def</m:t>
+              </m:r>
+            </m:lim>
+          </m:limUpp>
+          <m:f>
+            <m:fPr>
+              <m:type m:val="bar"/>
+            </m:fPr>
+            <m:num>
+              <m:r>
+                <m:t>1</m:t>
+              </m:r>
+            </m:num>
+            <m:den>
+              <m:r>
+                <m:t>​</m:t>
+              </m:r>
+              <m:d>
+                <m:dPr>
+                  <m:begChr m:val="|"/>
+                  <m:sepChr m:val=""/>
+                  <m:endChr m:val="|"/>
+                  <m:grow/>
+                </m:dPr>
+                <m:e>
+                  <m:sSub>
+                    <m:e>
+                      <m:r>
+                        <m:t>I</m:t>
+                      </m:r>
+                    </m:e>
+                    <m:sub>
+                      <m:r>
+                        <m:rPr>
+                          <m:nor/>
+                          <m:sty m:val="p"/>
+                        </m:rPr>
+                        <m:t>val</m:t>
+                      </m:r>
+                    </m:sub>
+                  </m:sSub>
+                </m:e>
+              </m:d>
+              <m:r>
+                <m:t>​</m:t>
+              </m:r>
+            </m:den>
+          </m:f>
+          <m:nary>
+            <m:naryPr>
+              <m:chr m:val="∑"/>
+              <m:limLoc m:val="undOvr"/>
+              <m:subHide m:val="off"/>
+              <m:supHide m:val="on"/>
+            </m:naryPr>
+            <m:sub>
+              <m:r>
+                <m:t>i</m:t>
+              </m:r>
+              <m:r>
+                <m:rPr>
+                  <m:sty m:val="p"/>
+                </m:rPr>
+                <m:t>∈</m:t>
+              </m:r>
+              <m:sSub>
+                <m:e>
+                  <m:r>
+                    <m:t>I</m:t>
+                  </m:r>
+                </m:e>
+                <m:sub>
+                  <m:r>
+                    <m:rPr>
+                      <m:nor/>
+                      <m:sty m:val="p"/>
+                    </m:rPr>
+                    <m:t>val</m:t>
+                  </m:r>
+                </m:sub>
+              </m:sSub>
+            </m:sub>
+            <m:sup>
+              <m:r>
+                <m:t>​</m:t>
+              </m:r>
+            </m:sup>
+            <m:e>
+              <m:sSup>
+                <m:e>
+                  <m:r>
+                    <m:t>​</m:t>
+                  </m:r>
+                  <m:d>
+                    <m:dPr>
+                      <m:begChr m:val="("/>
+                      <m:sepChr m:val=""/>
+                      <m:endChr m:val=")"/>
+                      <m:grow/>
+                    </m:dPr>
+                    <m:e>
+                      <m:acc>
+                        <m:accPr>
+                          <m:chr m:val="̂"/>
+                        </m:accPr>
+                        <m:e>
+                          <m:r>
+                            <m:t>y</m:t>
+                          </m:r>
+                        </m:e>
+                      </m:acc>
+                      <m:r>
+                        <m:t>​</m:t>
+                      </m:r>
+                      <m:d>
+                        <m:dPr>
+                          <m:begChr m:val="("/>
+                          <m:sepChr m:val=""/>
+                          <m:endChr m:val=")"/>
+                          <m:grow/>
+                        </m:dPr>
+                        <m:e>
+                          <m:sSub>
+                            <m:e>
+                              <m:r>
+                                <m:t>x</m:t>
+                              </m:r>
+                            </m:e>
+                            <m:sub>
+                              <m:r>
+                                <m:t>i</m:t>
+                              </m:r>
+                            </m:sub>
+                          </m:sSub>
+                        </m:e>
+                      </m:d>
+                      <m:r>
+                        <m:t>​</m:t>
+                      </m:r>
+                      <m:r>
+                        <m:rPr>
+                          <m:sty m:val="p"/>
+                        </m:rPr>
+                        <m:t>−</m:t>
+                      </m:r>
+                      <m:sSub>
+                        <m:e>
+                          <m:r>
+                            <m:t>y</m:t>
+                          </m:r>
+                        </m:e>
+                        <m:sub>
+                          <m:r>
+                            <m:t>i</m:t>
+                          </m:r>
+                        </m:sub>
+                      </m:sSub>
+                    </m:e>
+                  </m:d>
+                  <m:r>
+                    <m:t>​</m:t>
+                  </m:r>
+                </m:e>
+                <m:sup>
+                  <m:r>
+                    <m:t>2</m:t>
+                  </m:r>
+                </m:sup>
+              </m:sSup>
+            </m:e>
+          </m:nary>
+          <m:r>
+            <m:rPr>
+              <m:sty m:val="p"/>
+            </m:rPr>
+            <m:t>.</m:t>
+          </m:r>
+          <m:r>
+            <m:t>  </m:t>
+          </m:r>
+          <m:r>
+            <m:rPr>
+              <m:sty m:val="p"/>
+            </m:rPr>
+            <m:t>(</m:t>
+          </m:r>
+          <m:r>
+            <m:t>25</m:t>
+          </m:r>
+          <m:r>
+            <m:rPr>
+              <m:sty m:val="p"/>
+            </m:rPr>
+            <m:t>)</m:t>
+          </m:r>
+        </m:oMath>
+      </m:oMathPara>
+      <w:bookmarkEnd w:id="114"/>
+    </w:p>
+    <w:bookmarkEnd w:id="115"/>
+    <w:bookmarkStart w:id="117" w:name="def-validation-choice"/>
+    <w:p>
+      <w:pPr>
+        <w:pStyle w:val="FirstParagraph"/>
+      </w:pPr>
+      <w:r>
+        <w:rPr>
+          <w:b/>
+          <w:bCs/>
+        </w:rPr>
+        <w:t xml:space="preserve">Definition 24 (Validation choice)</w:t>
       </w:r>
       <w:r>
         <w:t xml:space="preserve"> </w:t>
@@ -32920,7 +33341,7 @@
       <w:pPr>
         <w:pStyle w:val="BodyText"/>
       </w:pPr>
-      <w:bookmarkStart w:id="114" w:name="eq-validation-choice"/>
+      <w:bookmarkStart w:id="116" w:name="eq-validation-choice"/>
       <m:oMathPara>
         <m:oMathParaPr>
           <m:jc m:val="center"/>
@@ -33187,7 +33608,7 @@
             <m:t>(</m:t>
           </m:r>
           <m:r>
-            <m:t>25</m:t>
+            <m:t>26</m:t>
           </m:r>
           <m:r>
             <m:rPr>
@@ -33197,10 +33618,10 @@
           </m:r>
         </m:oMath>
       </m:oMathPara>
-      <w:bookmarkEnd w:id="114"/>
+      <w:bookmarkEnd w:id="116"/>
     </w:p>
-    <w:bookmarkEnd w:id="115"/>
-    <w:bookmarkStart w:id="117" w:name="def-test-set"/>
+    <w:bookmarkEnd w:id="117"/>
+    <w:bookmarkStart w:id="119" w:name="def-test-set"/>
     <w:p>
       <w:pPr>
         <w:pStyle w:val="FirstParagraph"/>
@@ -33210,7 +33631,7 @@
           <w:b/>
           <w:bCs/>
         </w:rPr>
-        <w:t xml:space="preserve">Definition 24 (Test set)</w:t>
+        <w:t xml:space="preserve">Definition 25 (Test set)</w:t>
       </w:r>
       <w:r>
         <w:t xml:space="preserve"> </w:t>
@@ -33344,7 +33765,7 @@
       <w:pPr>
         <w:pStyle w:val="BodyText"/>
       </w:pPr>
-      <w:bookmarkStart w:id="116" w:name="eq-test-set"/>
+      <w:bookmarkStart w:id="118" w:name="eq-test-set"/>
       <m:oMathPara>
         <m:oMathParaPr>
           <m:jc m:val="center"/>
@@ -33455,7 +33876,7 @@
             <m:t>(</m:t>
           </m:r>
           <m:r>
-            <m:t>26</m:t>
+            <m:t>27</m:t>
           </m:r>
           <m:r>
             <m:rPr>
@@ -33465,10 +33886,431 @@
           </m:r>
         </m:oMath>
       </m:oMathPara>
-      <w:bookmarkEnd w:id="116"/>
+      <w:bookmarkEnd w:id="118"/>
     </w:p>
-    <w:bookmarkEnd w:id="117"/>
-    <w:bookmarkStart w:id="121" w:name="rem-data-splits"/>
+    <w:bookmarkEnd w:id="119"/>
+    <w:bookmarkStart w:id="121" w:name="def-test-error"/>
+    <w:p>
+      <w:pPr>
+        <w:pStyle w:val="FirstParagraph"/>
+      </w:pPr>
+      <w:r>
+        <w:rPr>
+          <w:b/>
+          <w:bCs/>
+        </w:rPr>
+        <w:t xml:space="preserve">Definition 26 (Test error)</w:t>
+      </w:r>
+      <w:r>
+        <w:t xml:space="preserve"> </w:t>
+      </w:r>
+      <w:r>
+        <w:t xml:space="preserve">The</w:t>
+      </w:r>
+      <w:r>
+        <w:t xml:space="preserve"> </w:t>
+      </w:r>
+      <w:r>
+        <w:rPr>
+          <w:b/>
+          <w:bCs/>
+        </w:rPr>
+        <w:t xml:space="preserve">test error</w:t>
+      </w:r>
+      <w:r>
+        <w:t xml:space="preserve"> </w:t>
+      </w:r>
+      <w:r>
+        <w:t xml:space="preserve">of a</w:t>
+      </w:r>
+      <w:r>
+        <w:t xml:space="preserve"> </w:t>
+      </w:r>
+      <w:hyperlink w:anchor="def-prediction-rule">
+        <w:r>
+          <w:rPr>
+            <w:rStyle w:val="Hyperlink"/>
+          </w:rPr>
+          <w:t xml:space="preserve">prediction rule</w:t>
+        </w:r>
+      </w:hyperlink>
+      <w:r>
+        <w:t xml:space="preserve"> </w:t>
+      </w:r>
+      <m:oMath>
+        <m:acc>
+          <m:accPr>
+            <m:chr m:val="̂"/>
+          </m:accPr>
+          <m:e>
+            <m:r>
+              <m:t>y</m:t>
+            </m:r>
+          </m:e>
+        </m:acc>
+      </m:oMath>
+      <w:r>
+        <w:t xml:space="preserve"> </w:t>
+      </w:r>
+      <w:r>
+        <w:t xml:space="preserve">fitted to a</w:t>
+      </w:r>
+      <w:r>
+        <w:t xml:space="preserve"> </w:t>
+      </w:r>
+      <w:hyperlink w:anchor="def-training-set">
+        <w:r>
+          <w:rPr>
+            <w:rStyle w:val="Hyperlink"/>
+          </w:rPr>
+          <w:t xml:space="preserve">training set</w:t>
+        </w:r>
+      </w:hyperlink>
+      <w:r>
+        <w:t xml:space="preserve"> </w:t>
+      </w:r>
+      <m:oMath>
+        <m:sSub>
+          <m:e>
+            <m:r>
+              <m:rPr>
+                <m:scr m:val="script"/>
+                <m:sty m:val="p"/>
+              </m:rPr>
+              <m:t>D</m:t>
+            </m:r>
+          </m:e>
+          <m:sub>
+            <m:r>
+              <m:rPr>
+                <m:nor/>
+                <m:sty m:val="p"/>
+              </m:rPr>
+              <m:t>train</m:t>
+            </m:r>
+          </m:sub>
+        </m:sSub>
+      </m:oMath>
+      <w:r>
+        <w:t xml:space="preserve"> </w:t>
+      </w:r>
+      <w:r>
+        <w:t xml:space="preserve">is the</w:t>
+      </w:r>
+      <w:r>
+        <w:t xml:space="preserve"> </w:t>
+      </w:r>
+      <w:hyperlink r:id="rId34">
+        <w:r>
+          <w:rPr>
+            <w:rStyle w:val="Hyperlink"/>
+          </w:rPr>
+          <w:t xml:space="preserve">mean squared error</w:t>
+        </w:r>
+      </w:hyperlink>
+      <w:r>
+        <w:t xml:space="preserve"> </w:t>
+      </w:r>
+      <w:r>
+        <w:t xml:space="preserve">of its predictions for the</w:t>
+      </w:r>
+      <w:r>
+        <w:t xml:space="preserve"> </w:t>
+      </w:r>
+      <w:hyperlink w:anchor="def-test-set">
+        <w:r>
+          <w:rPr>
+            <w:rStyle w:val="Hyperlink"/>
+          </w:rPr>
+          <w:t xml:space="preserve">test set</w:t>
+        </w:r>
+      </w:hyperlink>
+      <w:r>
+        <w:t xml:space="preserve">,</w:t>
+      </w:r>
+      <w:r>
+        <w:t xml:space="preserve"> </w:t>
+      </w:r>
+      <w:r>
+        <w:t xml:space="preserve">indexed by</w:t>
+      </w:r>
+      <w:r>
+        <w:t xml:space="preserve"> </w:t>
+      </w:r>
+      <m:oMath>
+        <m:sSub>
+          <m:e>
+            <m:r>
+              <m:t>I</m:t>
+            </m:r>
+          </m:e>
+          <m:sub>
+            <m:r>
+              <m:rPr>
+                <m:nor/>
+                <m:sty m:val="p"/>
+              </m:rPr>
+              <m:t>test</m:t>
+            </m:r>
+          </m:sub>
+        </m:sSub>
+      </m:oMath>
+      <w:r>
+        <w:t xml:space="preserve">:</w:t>
+      </w:r>
+    </w:p>
+    <w:p>
+      <w:pPr>
+        <w:pStyle w:val="BodyText"/>
+      </w:pPr>
+      <w:bookmarkStart w:id="120" w:name="eq-test-error"/>
+      <m:oMathPara>
+        <m:oMathParaPr>
+          <m:jc m:val="center"/>
+        </m:oMathParaPr>
+        <m:oMath>
+          <m:sSub>
+            <m:e>
+              <m:bar>
+                <m:barPr>
+                  <m:pos m:val="top"/>
+                </m:barPr>
+                <m:e>
+                  <m:r>
+                    <m:rPr>
+                      <m:sty m:val="p"/>
+                    </m:rPr>
+                    <m:t>err</m:t>
+                  </m:r>
+                </m:e>
+              </m:bar>
+            </m:e>
+            <m:sub>
+              <m:r>
+                <m:rPr>
+                  <m:nor/>
+                  <m:sty m:val="p"/>
+                </m:rPr>
+                <m:t>test</m:t>
+              </m:r>
+            </m:sub>
+          </m:sSub>
+          <m:limUpp>
+            <m:e>
+              <m:r>
+                <m:rPr>
+                  <m:sty m:val="p"/>
+                </m:rPr>
+                <m:t>=</m:t>
+              </m:r>
+            </m:e>
+            <m:lim>
+              <m:r>
+                <m:rPr>
+                  <m:nor/>
+                  <m:sty m:val="p"/>
+                </m:rPr>
+                <m:t>def</m:t>
+              </m:r>
+            </m:lim>
+          </m:limUpp>
+          <m:f>
+            <m:fPr>
+              <m:type m:val="bar"/>
+            </m:fPr>
+            <m:num>
+              <m:r>
+                <m:t>1</m:t>
+              </m:r>
+            </m:num>
+            <m:den>
+              <m:r>
+                <m:t>​</m:t>
+              </m:r>
+              <m:d>
+                <m:dPr>
+                  <m:begChr m:val="|"/>
+                  <m:sepChr m:val=""/>
+                  <m:endChr m:val="|"/>
+                  <m:grow/>
+                </m:dPr>
+                <m:e>
+                  <m:sSub>
+                    <m:e>
+                      <m:r>
+                        <m:t>I</m:t>
+                      </m:r>
+                    </m:e>
+                    <m:sub>
+                      <m:r>
+                        <m:rPr>
+                          <m:nor/>
+                          <m:sty m:val="p"/>
+                        </m:rPr>
+                        <m:t>test</m:t>
+                      </m:r>
+                    </m:sub>
+                  </m:sSub>
+                </m:e>
+              </m:d>
+              <m:r>
+                <m:t>​</m:t>
+              </m:r>
+            </m:den>
+          </m:f>
+          <m:nary>
+            <m:naryPr>
+              <m:chr m:val="∑"/>
+              <m:limLoc m:val="undOvr"/>
+              <m:subHide m:val="off"/>
+              <m:supHide m:val="on"/>
+            </m:naryPr>
+            <m:sub>
+              <m:r>
+                <m:t>i</m:t>
+              </m:r>
+              <m:r>
+                <m:rPr>
+                  <m:sty m:val="p"/>
+                </m:rPr>
+                <m:t>∈</m:t>
+              </m:r>
+              <m:sSub>
+                <m:e>
+                  <m:r>
+                    <m:t>I</m:t>
+                  </m:r>
+                </m:e>
+                <m:sub>
+                  <m:r>
+                    <m:rPr>
+                      <m:nor/>
+                      <m:sty m:val="p"/>
+                    </m:rPr>
+                    <m:t>test</m:t>
+                  </m:r>
+                </m:sub>
+              </m:sSub>
+            </m:sub>
+            <m:sup>
+              <m:r>
+                <m:t>​</m:t>
+              </m:r>
+            </m:sup>
+            <m:e>
+              <m:sSup>
+                <m:e>
+                  <m:r>
+                    <m:t>​</m:t>
+                  </m:r>
+                  <m:d>
+                    <m:dPr>
+                      <m:begChr m:val="("/>
+                      <m:sepChr m:val=""/>
+                      <m:endChr m:val=")"/>
+                      <m:grow/>
+                    </m:dPr>
+                    <m:e>
+                      <m:acc>
+                        <m:accPr>
+                          <m:chr m:val="̂"/>
+                        </m:accPr>
+                        <m:e>
+                          <m:r>
+                            <m:t>y</m:t>
+                          </m:r>
+                        </m:e>
+                      </m:acc>
+                      <m:r>
+                        <m:t>​</m:t>
+                      </m:r>
+                      <m:d>
+                        <m:dPr>
+                          <m:begChr m:val="("/>
+                          <m:sepChr m:val=""/>
+                          <m:endChr m:val=")"/>
+                          <m:grow/>
+                        </m:dPr>
+                        <m:e>
+                          <m:sSub>
+                            <m:e>
+                              <m:r>
+                                <m:t>x</m:t>
+                              </m:r>
+                            </m:e>
+                            <m:sub>
+                              <m:r>
+                                <m:t>i</m:t>
+                              </m:r>
+                            </m:sub>
+                          </m:sSub>
+                        </m:e>
+                      </m:d>
+                      <m:r>
+                        <m:t>​</m:t>
+                      </m:r>
+                      <m:r>
+                        <m:rPr>
+                          <m:sty m:val="p"/>
+                        </m:rPr>
+                        <m:t>−</m:t>
+                      </m:r>
+                      <m:sSub>
+                        <m:e>
+                          <m:r>
+                            <m:t>y</m:t>
+                          </m:r>
+                        </m:e>
+                        <m:sub>
+                          <m:r>
+                            <m:t>i</m:t>
+                          </m:r>
+                        </m:sub>
+                      </m:sSub>
+                    </m:e>
+                  </m:d>
+                  <m:r>
+                    <m:t>​</m:t>
+                  </m:r>
+                </m:e>
+                <m:sup>
+                  <m:r>
+                    <m:t>2</m:t>
+                  </m:r>
+                </m:sup>
+              </m:sSup>
+            </m:e>
+          </m:nary>
+          <m:r>
+            <m:rPr>
+              <m:sty m:val="p"/>
+            </m:rPr>
+            <m:t>.</m:t>
+          </m:r>
+          <m:r>
+            <m:t>  </m:t>
+          </m:r>
+          <m:r>
+            <m:rPr>
+              <m:sty m:val="p"/>
+            </m:rPr>
+            <m:t>(</m:t>
+          </m:r>
+          <m:r>
+            <m:t>28</m:t>
+          </m:r>
+          <m:r>
+            <m:rPr>
+              <m:sty m:val="p"/>
+            </m:rPr>
+            <m:t>)</m:t>
+          </m:r>
+        </m:oMath>
+      </m:oMathPara>
+      <w:bookmarkEnd w:id="120"/>
+    </w:p>
+    <w:bookmarkEnd w:id="121"/>
+    <w:bookmarkStart w:id="125" w:name="rem-data-splits"/>
     <w:p>
       <w:pPr>
         <w:pStyle w:val="FirstParagraph"/>
@@ -33643,7 +34485,7 @@
       <w:r>
         <w:t xml:space="preserve"> </w:t>
       </w:r>
-      <w:hyperlink r:id="rId118">
+      <w:hyperlink r:id="rId122">
         <w:r>
           <w:rPr>
             <w:rStyle w:val="Hyperlink"/>
@@ -33663,7 +34505,7 @@
       <w:r>
         <w:t xml:space="preserve"> </w:t>
       </w:r>
-      <w:hyperlink r:id="rId119">
+      <w:hyperlink r:id="rId123">
         <w:r>
           <w:rPr>
             <w:rStyle w:val="Hyperlink"/>
@@ -33683,7 +34525,7 @@
       <w:r>
         <w:t xml:space="preserve"> </w:t>
       </w:r>
-      <w:hyperlink r:id="rId120">
+      <w:hyperlink r:id="rId124">
         <w:r>
           <w:rPr>
             <w:rStyle w:val="Hyperlink"/>
@@ -33701,8 +34543,219 @@
         <w:t xml:space="preserve">They use a different symbol for the training set and a parenthesized observation index, but the same three-way split.</w:t>
       </w:r>
     </w:p>
-    <w:bookmarkEnd w:id="121"/>
-    <w:bookmarkStart w:id="144" w:name="exm-train-validation-test-split"/>
+    <w:bookmarkEnd w:id="125"/>
+    <w:bookmarkStart w:id="126" w:name="rem-validation-test-error"/>
+    <w:p>
+      <w:pPr>
+        <w:pStyle w:val="BodyText"/>
+      </w:pPr>
+      <w:r>
+        <w:rPr>
+          <w:i/>
+          <w:iCs/>
+        </w:rPr>
+        <w:t xml:space="preserve">Remark 16</w:t>
+      </w:r>
+      <w:r>
+        <w:t xml:space="preserve"> (What the validation and test errors estimate). </w:t>
+      </w:r>
+      <w:r>
+        <w:t xml:space="preserve">The</w:t>
+      </w:r>
+      <w:r>
+        <w:t xml:space="preserve"> </w:t>
+      </w:r>
+      <w:hyperlink w:anchor="def-validation-error">
+        <w:r>
+          <w:rPr>
+            <w:rStyle w:val="Hyperlink"/>
+          </w:rPr>
+          <w:t xml:space="preserve">validation error</w:t>
+        </w:r>
+      </w:hyperlink>
+      <w:r>
+        <w:t xml:space="preserve"> </w:t>
+      </w:r>
+      <w:r>
+        <w:t xml:space="preserve">and the</w:t>
+      </w:r>
+      <w:r>
+        <w:t xml:space="preserve"> </w:t>
+      </w:r>
+      <w:hyperlink w:anchor="def-test-error">
+        <w:r>
+          <w:rPr>
+            <w:rStyle w:val="Hyperlink"/>
+          </w:rPr>
+          <w:t xml:space="preserve">test error</w:t>
+        </w:r>
+      </w:hyperlink>
+      <w:r>
+        <w:t xml:space="preserve"> </w:t>
+      </w:r>
+      <w:r>
+        <w:t xml:space="preserve">differ from the</w:t>
+      </w:r>
+      <w:r>
+        <w:t xml:space="preserve"> </w:t>
+      </w:r>
+      <w:hyperlink w:anchor="def-training-mse">
+        <w:r>
+          <w:rPr>
+            <w:rStyle w:val="Hyperlink"/>
+          </w:rPr>
+          <w:t xml:space="preserve">training error</w:t>
+        </w:r>
+      </w:hyperlink>
+      <w:r>
+        <w:t xml:space="preserve"> </w:t>
+      </w:r>
+      <m:oMath>
+        <m:bar>
+          <m:barPr>
+            <m:pos m:val="top"/>
+          </m:barPr>
+          <m:e>
+            <m:r>
+              <m:rPr>
+                <m:sty m:val="p"/>
+              </m:rPr>
+              <m:t>err</m:t>
+            </m:r>
+          </m:e>
+        </m:bar>
+      </m:oMath>
+      <w:r>
+        <w:t xml:space="preserve"> </w:t>
+      </w:r>
+      <w:r>
+        <w:t xml:space="preserve">only in the set that scores the rule.</w:t>
+      </w:r>
+      <w:r>
+        <w:t xml:space="preserve"> </w:t>
+      </w:r>
+      <w:r>
+        <w:t xml:space="preserve">The rule was not fitted to the validation or test set,</w:t>
+      </w:r>
+      <w:r>
+        <w:t xml:space="preserve"> </w:t>
+      </w:r>
+      <w:r>
+        <w:t xml:space="preserve">so each estimates the</w:t>
+      </w:r>
+      <w:r>
+        <w:t xml:space="preserve"> </w:t>
+      </w:r>
+      <w:hyperlink w:anchor="def-generalization-error">
+        <w:r>
+          <w:rPr>
+            <w:rStyle w:val="Hyperlink"/>
+          </w:rPr>
+          <w:t xml:space="preserve">generalization error</w:t>
+        </w:r>
+      </w:hyperlink>
+      <w:r>
+        <w:t xml:space="preserve"> </w:t>
+      </w:r>
+      <w:r>
+        <w:t xml:space="preserve">of the fitted rule</w:t>
+      </w:r>
+      <w:r>
+        <w:t xml:space="preserve"> </w:t>
+      </w:r>
+      <w:r>
+        <w:t xml:space="preserve">without the optimism of the training error.</w:t>
+      </w:r>
+      <w:r>
+        <w:t xml:space="preserve"> </w:t>
+      </w:r>
+      <w:r>
+        <w:t xml:space="preserve">The</w:t>
+      </w:r>
+      <w:r>
+        <w:t xml:space="preserve"> </w:t>
+      </w:r>
+      <w:hyperlink w:anchor="def-validation-choice">
+        <w:r>
+          <w:rPr>
+            <w:rStyle w:val="Hyperlink"/>
+          </w:rPr>
+          <w:t xml:space="preserve">validation choice</w:t>
+        </w:r>
+      </w:hyperlink>
+      <w:r>
+        <w:t xml:space="preserve"> </w:t>
+      </w:r>
+      <w:r>
+        <w:t xml:space="preserve">selects the rule with the smallest validation error,</w:t>
+      </w:r>
+      <w:r>
+        <w:t xml:space="preserve"> </w:t>
+      </w:r>
+      <w:r>
+        <w:t xml:space="preserve">so the validation error of the chosen rule is still optimistic;</w:t>
+      </w:r>
+      <w:r>
+        <w:t xml:space="preserve"> </w:t>
+      </w:r>
+      <w:r>
+        <w:t xml:space="preserve">the test error is computed once, after the choice, so it is not.</w:t>
+      </w:r>
+    </w:p>
+    <w:p>
+      <w:pPr>
+        <w:pStyle w:val="BodyText"/>
+      </w:pPr>
+      <w:r>
+        <w:t xml:space="preserve">Hastie et al. (2009, sec. 7.2)</w:t>
+      </w:r>
+      <w:r>
+        <w:t xml:space="preserve"> </w:t>
+      </w:r>
+      <w:r>
+        <w:t xml:space="preserve">use</w:t>
+      </w:r>
+      <w:r>
+        <w:t xml:space="preserve"> </w:t>
+      </w:r>
+      <w:r>
+        <w:t xml:space="preserve">“test error”</w:t>
+      </w:r>
+      <w:r>
+        <w:t xml:space="preserve"> </w:t>
+      </w:r>
+      <w:r>
+        <w:t xml:space="preserve">for the generalization error of the fitted rule itself.</w:t>
+      </w:r>
+      <w:r>
+        <w:t xml:space="preserve"> </w:t>
+      </w:r>
+      <w:r>
+        <w:t xml:space="preserve">Here the test error is the number computed from the test set, and the generalization error is what it estimates.</w:t>
+      </w:r>
+    </w:p>
+    <w:p>
+      <w:pPr>
+        <w:pStyle w:val="BodyText"/>
+      </w:pPr>
+      <w:r>
+        <w:t xml:space="preserve">This page scores predictions by squared error throughout, so both errors are mean squared errors.</w:t>
+      </w:r>
+      <w:r>
+        <w:t xml:space="preserve"> </w:t>
+      </w:r>
+      <w:r>
+        <w:t xml:space="preserve">Averaging any other loss over the same set, such as the absolute error,</w:t>
+      </w:r>
+      <w:r>
+        <w:t xml:space="preserve"> </w:t>
+      </w:r>
+      <w:r>
+        <w:t xml:space="preserve">gives the corresponding validation and test errors.</w:t>
+      </w:r>
+    </w:p>
+    <w:bookmarkEnd w:id="126"/>
+    <w:bookmarkStart w:id="149" w:name="exm-train-validation-test-split"/>
     <w:p>
       <w:pPr>
         <w:pStyle w:val="BodyText"/>
@@ -33936,7 +34989,7 @@
       <w:tr>
         <w:tc>
           <w:tcPr/>
-          <w:bookmarkStart w:id="122" w:name="tbl-train-validation-test-split-sizes"/>
+          <w:bookmarkStart w:id="127" w:name="tbl-train-validation-test-split-sizes"/>
           <w:p>
             <w:pPr>
               <w:jc w:val="center"/>
@@ -34568,7 +35621,7 @@
               <w:t xml:space="preserve">#&gt; 3 test           7</w:t>
             </w:r>
           </w:p>
-          <w:bookmarkEnd w:id="122"/>
+          <w:bookmarkEnd w:id="127"/>
         </w:tc>
       </w:tr>
     </w:tbl>
@@ -38426,7 +39479,7 @@
       <w:tr>
         <w:tc>
           <w:tcPr/>
-          <w:bookmarkStart w:id="126" w:name="fig-linear-model-superimposed"/>
+          <w:bookmarkStart w:id="131" w:name="fig-linear-model-superimposed"/>
           <w:p>
             <w:pPr>
               <w:pStyle w:val="SourceCode"/>
@@ -38466,18 +39519,18 @@
                 <wp:inline>
                   <wp:extent cx="4620126" cy="3696101"/>
                   <wp:effectExtent b="0" l="0" r="0" t="0"/>
-                  <wp:docPr descr="" title="" id="124" name="Picture"/>
+                  <wp:docPr descr="" title="" id="129" name="Picture"/>
                   <a:graphic>
                     <a:graphicData uri="http://schemas.openxmlformats.org/drawingml/2006/picture">
                       <pic:pic>
                         <pic:nvPicPr>
-                          <pic:cNvPr descr="model-validation_files/figure-docx/unnamed-chunk-3-1.png" id="125" name="Picture"/>
+                          <pic:cNvPr descr="model-validation_files/figure-docx/unnamed-chunk-3-1.png" id="130" name="Picture"/>
                           <pic:cNvPicPr>
                             <a:picLocks noChangeArrowheads="1" noChangeAspect="1"/>
                           </pic:cNvPicPr>
                         </pic:nvPicPr>
                         <pic:blipFill>
-                          <a:blip r:embed="rId123"/>
+                          <a:blip r:embed="rId128"/>
                           <a:stretch>
                             <a:fillRect/>
                           </a:stretch>
@@ -38517,7 +39570,7 @@
               <w:t xml:space="preserve">Figure 2: Linear model fit superimposed on data partitions</w:t>
             </w:r>
           </w:p>
-          <w:bookmarkEnd w:id="126"/>
+          <w:bookmarkEnd w:id="131"/>
         </w:tc>
       </w:tr>
     </w:tbl>
@@ -38542,7 +39595,7 @@
       <w:tr>
         <w:tc>
           <w:tcPr/>
-          <w:bookmarkStart w:id="130" w:name="fig-quadratic-model-superimposed"/>
+          <w:bookmarkStart w:id="135" w:name="fig-quadratic-model-superimposed"/>
           <w:p>
             <w:pPr>
               <w:pStyle w:val="SourceCode"/>
@@ -38582,18 +39635,18 @@
                 <wp:inline>
                   <wp:extent cx="4620126" cy="3696101"/>
                   <wp:effectExtent b="0" l="0" r="0" t="0"/>
-                  <wp:docPr descr="" title="" id="128" name="Picture"/>
+                  <wp:docPr descr="" title="" id="133" name="Picture"/>
                   <a:graphic>
                     <a:graphicData uri="http://schemas.openxmlformats.org/drawingml/2006/picture">
                       <pic:pic>
                         <pic:nvPicPr>
-                          <pic:cNvPr descr="model-validation_files/figure-docx/unnamed-chunk-4-1.png" id="129" name="Picture"/>
+                          <pic:cNvPr descr="model-validation_files/figure-docx/unnamed-chunk-4-1.png" id="134" name="Picture"/>
                           <pic:cNvPicPr>
                             <a:picLocks noChangeArrowheads="1" noChangeAspect="1"/>
                           </pic:cNvPicPr>
                         </pic:nvPicPr>
                         <pic:blipFill>
-                          <a:blip r:embed="rId127"/>
+                          <a:blip r:embed="rId132"/>
                           <a:stretch>
                             <a:fillRect/>
                           </a:stretch>
@@ -38633,7 +39686,7 @@
               <w:t xml:space="preserve">Figure 3: Quadratic model fit superimposed on data partitions</w:t>
             </w:r>
           </w:p>
-          <w:bookmarkEnd w:id="130"/>
+          <w:bookmarkEnd w:id="135"/>
         </w:tc>
       </w:tr>
     </w:tbl>
@@ -38658,7 +39711,7 @@
       <w:tr>
         <w:tc>
           <w:tcPr/>
-          <w:bookmarkStart w:id="134" w:name="fig-cubic-model-superimposed"/>
+          <w:bookmarkStart w:id="139" w:name="fig-cubic-model-superimposed"/>
           <w:p>
             <w:pPr>
               <w:pStyle w:val="SourceCode"/>
@@ -38698,18 +39751,18 @@
                 <wp:inline>
                   <wp:extent cx="4620126" cy="3696101"/>
                   <wp:effectExtent b="0" l="0" r="0" t="0"/>
-                  <wp:docPr descr="" title="" id="132" name="Picture"/>
+                  <wp:docPr descr="" title="" id="137" name="Picture"/>
                   <a:graphic>
                     <a:graphicData uri="http://schemas.openxmlformats.org/drawingml/2006/picture">
                       <pic:pic>
                         <pic:nvPicPr>
-                          <pic:cNvPr descr="model-validation_files/figure-docx/unnamed-chunk-5-1.png" id="133" name="Picture"/>
+                          <pic:cNvPr descr="model-validation_files/figure-docx/unnamed-chunk-5-1.png" id="138" name="Picture"/>
                           <pic:cNvPicPr>
                             <a:picLocks noChangeArrowheads="1" noChangeAspect="1"/>
                           </pic:cNvPicPr>
                         </pic:nvPicPr>
                         <pic:blipFill>
-                          <a:blip r:embed="rId131"/>
+                          <a:blip r:embed="rId136"/>
                           <a:stretch>
                             <a:fillRect/>
                           </a:stretch>
@@ -38749,7 +39802,7 @@
               <w:t xml:space="preserve">Figure 4: Cubic model fit superimposed on data partitions</w:t>
             </w:r>
           </w:p>
-          <w:bookmarkEnd w:id="134"/>
+          <w:bookmarkEnd w:id="139"/>
         </w:tc>
       </w:tr>
     </w:tbl>
@@ -38774,7 +39827,7 @@
       <w:tr>
         <w:tc>
           <w:tcPr/>
-          <w:bookmarkStart w:id="138" w:name="fig-quartic-model-superimposed"/>
+          <w:bookmarkStart w:id="143" w:name="fig-quartic-model-superimposed"/>
           <w:p>
             <w:pPr>
               <w:pStyle w:val="SourceCode"/>
@@ -38814,18 +39867,18 @@
                 <wp:inline>
                   <wp:extent cx="4620126" cy="3696101"/>
                   <wp:effectExtent b="0" l="0" r="0" t="0"/>
-                  <wp:docPr descr="" title="" id="136" name="Picture"/>
+                  <wp:docPr descr="" title="" id="141" name="Picture"/>
                   <a:graphic>
                     <a:graphicData uri="http://schemas.openxmlformats.org/drawingml/2006/picture">
                       <pic:pic>
                         <pic:nvPicPr>
-                          <pic:cNvPr descr="model-validation_files/figure-docx/unnamed-chunk-6-1.png" id="137" name="Picture"/>
+                          <pic:cNvPr descr="model-validation_files/figure-docx/unnamed-chunk-6-1.png" id="142" name="Picture"/>
                           <pic:cNvPicPr>
                             <a:picLocks noChangeArrowheads="1" noChangeAspect="1"/>
                           </pic:cNvPicPr>
                         </pic:nvPicPr>
                         <pic:blipFill>
-                          <a:blip r:embed="rId135"/>
+                          <a:blip r:embed="rId140"/>
                           <a:stretch>
                             <a:fillRect/>
                           </a:stretch>
@@ -38865,7 +39918,7 @@
               <w:t xml:space="preserve">Figure 5: Quartic model fit superimposed on data partitions</w:t>
             </w:r>
           </w:p>
-          <w:bookmarkEnd w:id="138"/>
+          <w:bookmarkEnd w:id="143"/>
         </w:tc>
       </w:tr>
     </w:tbl>
@@ -38890,7 +39943,7 @@
       <w:tr>
         <w:tc>
           <w:tcPr/>
-          <w:bookmarkStart w:id="139" w:name="tbl-train-validation-results"/>
+          <w:bookmarkStart w:id="144" w:name="tbl-train-validation-results"/>
           <w:p>
             <w:pPr>
               <w:jc w:val="center"/>
@@ -38979,7 +40032,7 @@
               <w:t xml:space="preserve">#&gt; 4 quartic            1.90            3.97</w:t>
             </w:r>
           </w:p>
-          <w:bookmarkEnd w:id="139"/>
+          <w:bookmarkEnd w:id="144"/>
         </w:tc>
       </w:tr>
     </w:tbl>
@@ -39048,7 +40101,7 @@
       <w:tr>
         <w:tc>
           <w:tcPr/>
-          <w:bookmarkStart w:id="140" w:name="tbl-train-validation-test-rmse"/>
+          <w:bookmarkStart w:id="145" w:name="tbl-train-validation-test-rmse"/>
           <w:p>
             <w:pPr>
               <w:jc w:val="center"/>
@@ -39125,7 +40178,7 @@
               <w:t xml:space="preserve">#&gt; 2 test       linear  2.44</w:t>
             </w:r>
           </w:p>
-          <w:bookmarkEnd w:id="140"/>
+          <w:bookmarkEnd w:id="145"/>
         </w:tc>
       </w:tr>
     </w:tbl>
@@ -39178,18 +40231,18 @@
                 <wp:inline>
                   <wp:extent cx="152400" cy="152400"/>
                   <wp:effectExtent b="0" l="0" r="0" t="0"/>
-                  <wp:docPr descr="" title="" id="142" name="Picture"/>
+                  <wp:docPr descr="" title="" id="147" name="Picture"/>
                   <a:graphic>
                     <a:graphicData uri="http://schemas.openxmlformats.org/drawingml/2006/picture">
                       <pic:pic>
                         <pic:nvPicPr>
-                          <pic:cNvPr descr="/opt/quarto/share/formats/docx/note.png" id="143" name="Picture"/>
+                          <pic:cNvPr descr="/opt/quarto/share/formats/docx/note.png" id="148" name="Picture"/>
                           <pic:cNvPicPr>
                             <a:picLocks noChangeArrowheads="1" noChangeAspect="1"/>
                           </pic:cNvPicPr>
                         </pic:nvPicPr>
                         <pic:blipFill>
-                          <a:blip r:embed="rId141"/>
+                          <a:blip r:embed="rId146"/>
                           <a:stretch>
                             <a:fillRect/>
                           </a:stretch>
@@ -39262,9 +40315,9 @@
         </w:tc>
       </w:tr>
     </w:tbl>
-    <w:bookmarkEnd w:id="144"/>
-    <w:bookmarkEnd w:id="145"/>
-    <w:bookmarkStart w:id="181" w:name="sec-kfold"/>
+    <w:bookmarkEnd w:id="149"/>
+    <w:bookmarkEnd w:id="150"/>
+    <w:bookmarkStart w:id="186" w:name="sec-kfold"/>
     <w:p>
       <w:pPr>
         <w:pStyle w:val="Heading2"/>
@@ -39284,7 +40337,7 @@
         <w:t xml:space="preserve">-fold cross-validation</w:t>
       </w:r>
     </w:p>
-    <w:bookmarkStart w:id="146" w:name="exr-kfold"/>
+    <w:bookmarkStart w:id="151" w:name="exr-kfold"/>
     <w:p>
       <w:pPr>
         <w:pStyle w:val="FirstParagraph"/>
@@ -39435,8 +40488,8 @@
         <w:t xml:space="preserve">How many times is a given car used for fitting, and how many times for prediction?</w:t>
       </w:r>
     </w:p>
-    <w:bookmarkEnd w:id="146"/>
-    <w:bookmarkStart w:id="147" w:name="sol-kfold"/>
+    <w:bookmarkEnd w:id="151"/>
+    <w:bookmarkStart w:id="152" w:name="sol-kfold"/>
     <w:p>
       <w:pPr>
         <w:pStyle w:val="FirstParagraph"/>
@@ -39610,8 +40663,8 @@
         <w:t xml:space="preserve">fits.</w:t>
       </w:r>
     </w:p>
-    <w:bookmarkEnd w:id="147"/>
-    <w:bookmarkStart w:id="149" w:name="def-folds"/>
+    <w:bookmarkEnd w:id="152"/>
+    <w:bookmarkStart w:id="154" w:name="def-folds"/>
     <w:p>
       <w:pPr>
         <w:pStyle w:val="FirstParagraph"/>
@@ -39621,7 +40674,7 @@
           <w:b/>
           <w:bCs/>
         </w:rPr>
-        <w:t xml:space="preserve">Definition 25 (Folds)</w:t>
+        <w:t xml:space="preserve">Definition 27 (Folds)</w:t>
       </w:r>
       <w:r>
         <w:t xml:space="preserve"> </w:t>
@@ -39800,7 +40853,7 @@
       <w:pPr>
         <w:pStyle w:val="BodyText"/>
       </w:pPr>
-      <w:bookmarkStart w:id="148" w:name="eq-folds"/>
+      <w:bookmarkStart w:id="153" w:name="eq-folds"/>
       <m:oMathPara>
         <m:oMathParaPr>
           <m:jc m:val="center"/>
@@ -39881,7 +40934,7 @@
             <m:t>(</m:t>
           </m:r>
           <m:r>
-            <m:t>27</m:t>
+            <m:t>29</m:t>
           </m:r>
           <m:r>
             <m:rPr>
@@ -39891,10 +40944,10 @@
           </m:r>
         </m:oMath>
       </m:oMathPara>
-      <w:bookmarkEnd w:id="148"/>
+      <w:bookmarkEnd w:id="153"/>
     </w:p>
-    <w:bookmarkEnd w:id="149"/>
-    <w:bookmarkStart w:id="150" w:name="rem-source-folds"/>
+    <w:bookmarkEnd w:id="154"/>
+    <w:bookmarkStart w:id="155" w:name="rem-source-folds"/>
     <w:p>
       <w:pPr>
         <w:pStyle w:val="FirstParagraph"/>
@@ -39904,7 +40957,7 @@
           <w:i/>
           <w:iCs/>
         </w:rPr>
-        <w:t xml:space="preserve">Remark 16</w:t>
+        <w:t xml:space="preserve">Remark 17</w:t>
       </w:r>
       <w:r>
         <w:t xml:space="preserve"> (Source: Folds). </w:t>
@@ -39948,8 +41001,8 @@
         <w:t xml:space="preserve">roughly equal-sized parts.</w:t>
       </w:r>
     </w:p>
-    <w:bookmarkEnd w:id="150"/>
-    <w:bookmarkStart w:id="152" w:name="def-fold-size"/>
+    <w:bookmarkEnd w:id="155"/>
+    <w:bookmarkStart w:id="157" w:name="def-fold-size"/>
     <w:p>
       <w:pPr>
         <w:pStyle w:val="BodyText"/>
@@ -39959,7 +41012,7 @@
           <w:b/>
           <w:bCs/>
         </w:rPr>
-        <w:t xml:space="preserve">Definition 26 (Fold size)</w:t>
+        <w:t xml:space="preserve">Definition 28 (Fold size)</w:t>
       </w:r>
       <w:r>
         <w:t xml:space="preserve"> </w:t>
@@ -40043,7 +41096,7 @@
       <w:pPr>
         <w:pStyle w:val="BodyText"/>
       </w:pPr>
-      <w:bookmarkStart w:id="151" w:name="eq-fold-size"/>
+      <w:bookmarkStart w:id="156" w:name="eq-fold-size"/>
       <m:oMathPara>
         <m:oMathParaPr>
           <m:jc m:val="center"/>
@@ -40128,7 +41181,7 @@
             <m:t>(</m:t>
           </m:r>
           <m:r>
-            <m:t>28</m:t>
+            <m:t>30</m:t>
           </m:r>
           <m:r>
             <m:rPr>
@@ -40138,10 +41191,10 @@
           </m:r>
         </m:oMath>
       </m:oMathPara>
-      <w:bookmarkEnd w:id="151"/>
+      <w:bookmarkEnd w:id="156"/>
     </w:p>
-    <w:bookmarkEnd w:id="152"/>
-    <w:bookmarkStart w:id="154" w:name="def-fold-assignment"/>
+    <w:bookmarkEnd w:id="157"/>
+    <w:bookmarkStart w:id="159" w:name="def-fold-assignment"/>
     <w:p>
       <w:pPr>
         <w:pStyle w:val="FirstParagraph"/>
@@ -40151,7 +41204,7 @@
           <w:b/>
           <w:bCs/>
         </w:rPr>
-        <w:t xml:space="preserve">Definition 27 (Fold assignment)</w:t>
+        <w:t xml:space="preserve">Definition 29 (Fold assignment)</w:t>
       </w:r>
       <w:r>
         <w:t xml:space="preserve"> </w:t>
@@ -40296,7 +41349,7 @@
       <w:pPr>
         <w:pStyle w:val="BodyText"/>
       </w:pPr>
-      <w:bookmarkStart w:id="153" w:name="eq-fold-assignment"/>
+      <w:bookmarkStart w:id="158" w:name="eq-fold-assignment"/>
       <m:oMathPara>
         <m:oMathParaPr>
           <m:jc m:val="center"/>
@@ -40362,7 +41415,7 @@
             <m:t>(</m:t>
           </m:r>
           <m:r>
-            <m:t>29</m:t>
+            <m:t>31</m:t>
           </m:r>
           <m:r>
             <m:rPr>
@@ -40372,10 +41425,10 @@
           </m:r>
         </m:oMath>
       </m:oMathPara>
-      <w:bookmarkEnd w:id="153"/>
+      <w:bookmarkEnd w:id="158"/>
     </w:p>
-    <w:bookmarkEnd w:id="154"/>
-    <w:bookmarkStart w:id="155" w:name="rem-source-fold-assignment"/>
+    <w:bookmarkEnd w:id="159"/>
+    <w:bookmarkStart w:id="160" w:name="rem-source-fold-assignment"/>
     <w:p>
       <w:pPr>
         <w:pStyle w:val="FirstParagraph"/>
@@ -40385,7 +41438,7 @@
           <w:i/>
           <w:iCs/>
         </w:rPr>
-        <w:t xml:space="preserve">Remark 17</w:t>
+        <w:t xml:space="preserve">Remark 18</w:t>
       </w:r>
       <w:r>
         <w:t xml:space="preserve"> (Source: Fold assignment). </w:t>
@@ -40436,8 +41489,8 @@
         <w:t xml:space="preserve">.</w:t>
       </w:r>
     </w:p>
-    <w:bookmarkEnd w:id="155"/>
-    <w:bookmarkStart w:id="157" w:name="def-fold-out-rule"/>
+    <w:bookmarkEnd w:id="160"/>
+    <w:bookmarkStart w:id="162" w:name="def-fold-out-rule"/>
     <w:p>
       <w:pPr>
         <w:pStyle w:val="BodyText"/>
@@ -40447,7 +41500,7 @@
           <w:b/>
           <w:bCs/>
         </w:rPr>
-        <w:t xml:space="preserve">Definition 28 (Fold-out rule)</w:t>
+        <w:t xml:space="preserve">Definition 30 (Fold-out rule)</w:t>
       </w:r>
       <w:r>
         <w:t xml:space="preserve"> </w:t>
@@ -40629,7 +41682,7 @@
       <w:pPr>
         <w:pStyle w:val="BodyText"/>
       </w:pPr>
-      <w:bookmarkStart w:id="156" w:name="eq-fold-out-rule"/>
+      <w:bookmarkStart w:id="161" w:name="eq-fold-out-rule"/>
       <m:oMathPara>
         <m:oMathParaPr>
           <m:jc m:val="center"/>
@@ -40852,7 +41905,7 @@
             <m:t>(</m:t>
           </m:r>
           <m:r>
-            <m:t>30</m:t>
+            <m:t>32</m:t>
           </m:r>
           <m:r>
             <m:rPr>
@@ -40862,10 +41915,10 @@
           </m:r>
         </m:oMath>
       </m:oMathPara>
-      <w:bookmarkEnd w:id="156"/>
+      <w:bookmarkEnd w:id="161"/>
     </w:p>
-    <w:bookmarkEnd w:id="157"/>
-    <w:bookmarkStart w:id="158" w:name="rem-source-fold-out-rule"/>
+    <w:bookmarkEnd w:id="162"/>
+    <w:bookmarkStart w:id="163" w:name="rem-source-fold-out-rule"/>
     <w:p>
       <w:pPr>
         <w:pStyle w:val="FirstParagraph"/>
@@ -40875,7 +41928,7 @@
           <w:i/>
           <w:iCs/>
         </w:rPr>
-        <w:t xml:space="preserve">Remark 18</w:t>
+        <w:t xml:space="preserve">Remark 19</w:t>
       </w:r>
       <w:r>
         <w:t xml:space="preserve"> (Source: Fold-out rule). </w:t>
@@ -40937,8 +41990,8 @@
         <w:t xml:space="preserve">.</w:t>
       </w:r>
     </w:p>
-    <w:bookmarkEnd w:id="158"/>
-    <w:bookmarkStart w:id="159" w:name="def-kfold"/>
+    <w:bookmarkEnd w:id="163"/>
+    <w:bookmarkStart w:id="164" w:name="def-kfold"/>
     <w:p>
       <w:pPr>
         <w:pStyle w:val="BodyText"/>
@@ -40948,7 +42001,7 @@
           <w:b/>
           <w:bCs/>
         </w:rPr>
-        <w:t xml:space="preserve">Definition 29 (</w:t>
+        <w:t xml:space="preserve">Definition 31 (</w:t>
       </w:r>
       <m:oMath>
         <m:r>
@@ -41285,8 +42338,8 @@
         <w:t xml:space="preserve">Compute a summary prediction-error measure across all folds.</w:t>
       </w:r>
     </w:p>
-    <w:bookmarkEnd w:id="159"/>
-    <w:bookmarkStart w:id="160" w:name="rem-kfold-vs-validation-set"/>
+    <w:bookmarkEnd w:id="164"/>
+    <w:bookmarkStart w:id="165" w:name="rem-kfold-vs-validation-set"/>
     <w:p>
       <w:pPr>
         <w:pStyle w:val="FirstParagraph"/>
@@ -41296,7 +42349,7 @@
           <w:i/>
           <w:iCs/>
         </w:rPr>
-        <w:t xml:space="preserve">Remark 19</w:t>
+        <w:t xml:space="preserve">Remark 20</w:t>
       </w:r>
       <w:r>
         <w:t xml:space="preserve"> (Cross-validation instead of a single validation set). </w:t>
@@ -41388,8 +42441,8 @@
         <w:t xml:space="preserve">give 4 fits on 24 cars each.</w:t>
       </w:r>
     </w:p>
-    <w:bookmarkEnd w:id="160"/>
-    <w:bookmarkStart w:id="162" w:name="def-cv-estimate"/>
+    <w:bookmarkEnd w:id="165"/>
+    <w:bookmarkStart w:id="167" w:name="def-cv-estimate"/>
     <w:p>
       <w:pPr>
         <w:pStyle w:val="BodyText"/>
@@ -41399,7 +42452,7 @@
           <w:b/>
           <w:bCs/>
         </w:rPr>
-        <w:t xml:space="preserve">Definition 30 (Cross-validation estimate)</w:t>
+        <w:t xml:space="preserve">Definition 32 (Cross-validation estimate)</w:t>
       </w:r>
       <w:r>
         <w:t xml:space="preserve"> </w:t>
@@ -41605,7 +42658,7 @@
       <w:pPr>
         <w:pStyle w:val="BodyText"/>
       </w:pPr>
-      <w:bookmarkStart w:id="161" w:name="eq-cv-estimate"/>
+      <w:bookmarkStart w:id="166" w:name="eq-cv-estimate"/>
       <m:oMathPara>
         <m:oMathParaPr>
           <m:jc m:val="center"/>
@@ -41858,7 +42911,7 @@
             <m:t>(</m:t>
           </m:r>
           <m:r>
-            <m:t>31</m:t>
+            <m:t>33</m:t>
           </m:r>
           <m:r>
             <m:rPr>
@@ -41868,10 +42921,10 @@
           </m:r>
         </m:oMath>
       </m:oMathPara>
-      <w:bookmarkEnd w:id="161"/>
+      <w:bookmarkEnd w:id="166"/>
     </w:p>
-    <w:bookmarkEnd w:id="162"/>
-    <w:bookmarkStart w:id="163" w:name="rem-source-cv-estimate"/>
+    <w:bookmarkEnd w:id="167"/>
+    <w:bookmarkStart w:id="168" w:name="rem-source-cv-estimate"/>
     <w:p>
       <w:pPr>
         <w:pStyle w:val="FirstParagraph"/>
@@ -41881,7 +42934,7 @@
           <w:i/>
           <w:iCs/>
         </w:rPr>
-        <w:t xml:space="preserve">Remark 20</w:t>
+        <w:t xml:space="preserve">Remark 21</w:t>
       </w:r>
       <w:r>
         <w:t xml:space="preserve"> (Source: Cross-validation estimate). </w:t>
@@ -41923,8 +42976,8 @@
         <w:t xml:space="preserve">.</w:t>
       </w:r>
     </w:p>
-    <w:bookmarkEnd w:id="163"/>
-    <w:bookmarkStart w:id="164" w:name="exr-cv-estimate-by-fold"/>
+    <w:bookmarkEnd w:id="168"/>
+    <w:bookmarkStart w:id="169" w:name="exr-cv-estimate-by-fold"/>
     <w:p>
       <w:pPr>
         <w:pStyle w:val="BodyText"/>
@@ -41961,7 +43014,7 @@
           <w:rPr>
             <w:rStyle w:val="Hyperlink"/>
           </w:rPr>
-          <w:t xml:space="preserve">Equation 31</w:t>
+          <w:t xml:space="preserve">Equation 33</w:t>
         </w:r>
       </w:hyperlink>
       <w:r>
@@ -42129,8 +43182,8 @@
         <w:t xml:space="preserve">.</w:t>
       </w:r>
     </w:p>
-    <w:bookmarkEnd w:id="164"/>
-    <w:bookmarkStart w:id="165" w:name="sol-cv-estimate-by-fold"/>
+    <w:bookmarkEnd w:id="169"/>
+    <w:bookmarkStart w:id="170" w:name="sol-cv-estimate-by-fold"/>
     <w:p>
       <w:pPr>
         <w:pStyle w:val="BodyText"/>
@@ -42228,7 +43281,7 @@
           <w:rPr>
             <w:rStyle w:val="Hyperlink"/>
           </w:rPr>
-          <w:t xml:space="preserve">Definition 25</w:t>
+          <w:t xml:space="preserve">Definition 27</w:t>
         </w:r>
       </w:hyperlink>
       <w:r>
@@ -42254,7 +43307,7 @@
           <w:rPr>
             <w:rStyle w:val="Hyperlink"/>
           </w:rPr>
-          <w:t xml:space="preserve">Equation 31</w:t>
+          <w:t xml:space="preserve">Equation 33</w:t>
         </w:r>
       </w:hyperlink>
       <w:r>
@@ -42310,7 +43363,7 @@
           <w:rPr>
             <w:rStyle w:val="Hyperlink"/>
           </w:rPr>
-          <w:t xml:space="preserve">Equation 29</w:t>
+          <w:t xml:space="preserve">Equation 31</w:t>
         </w:r>
       </w:hyperlink>
       <w:r>
@@ -43291,8 +44344,8 @@
         <w:t xml:space="preserve">so each inner sum uses a single fitted rule.</w:t>
       </w:r>
     </w:p>
-    <w:bookmarkEnd w:id="165"/>
-    <w:bookmarkStart w:id="167" w:name="thm-cv-estimate-by-fold"/>
+    <w:bookmarkEnd w:id="170"/>
+    <w:bookmarkStart w:id="172" w:name="thm-cv-estimate-by-fold"/>
     <w:p>
       <w:pPr>
         <w:pStyle w:val="BodyText"/>
@@ -43381,7 +44434,7 @@
       <w:pPr>
         <w:pStyle w:val="BodyText"/>
       </w:pPr>
-      <w:bookmarkStart w:id="166" w:name="eq-cv-estimate-by-fold"/>
+      <w:bookmarkStart w:id="171" w:name="eq-cv-estimate-by-fold"/>
       <m:oMathPara>
         <m:oMathParaPr>
           <m:jc m:val="center"/>
@@ -43644,7 +44697,7 @@
             <m:t>(</m:t>
           </m:r>
           <m:r>
-            <m:t>32</m:t>
+            <m:t>34</m:t>
           </m:r>
           <m:r>
             <m:rPr>
@@ -43654,9 +44707,9 @@
           </m:r>
         </m:oMath>
       </m:oMathPara>
-      <w:bookmarkEnd w:id="166"/>
+      <w:bookmarkEnd w:id="171"/>
     </w:p>
-    <w:bookmarkEnd w:id="167"/>
+    <w:bookmarkEnd w:id="172"/>
     <w:p>
       <w:pPr>
         <w:pStyle w:val="FirstParagraph"/>
@@ -43689,7 +44742,7 @@
         <w:t xml:space="preserve">.</w:t>
       </w:r>
     </w:p>
-    <w:bookmarkStart w:id="169" w:name="def-fold-mse"/>
+    <w:bookmarkStart w:id="174" w:name="def-fold-mse"/>
     <w:p>
       <w:pPr>
         <w:pStyle w:val="BodyText"/>
@@ -43699,7 +44752,7 @@
           <w:b/>
           <w:bCs/>
         </w:rPr>
-        <w:t xml:space="preserve">Definition 31 (Fold mean squared error)</w:t>
+        <w:t xml:space="preserve">Definition 33 (Fold mean squared error)</w:t>
       </w:r>
       <w:r>
         <w:t xml:space="preserve"> </w:t>
@@ -43857,7 +44910,7 @@
       <w:pPr>
         <w:pStyle w:val="BodyText"/>
       </w:pPr>
-      <w:bookmarkStart w:id="168" w:name="eq-fold-mse"/>
+      <w:bookmarkStart w:id="173" w:name="eq-fold-mse"/>
       <m:oMathPara>
         <m:oMathParaPr>
           <m:jc m:val="center"/>
@@ -44087,7 +45140,7 @@
             <m:t>(</m:t>
           </m:r>
           <m:r>
-            <m:t>33</m:t>
+            <m:t>35</m:t>
           </m:r>
           <m:r>
             <m:rPr>
@@ -44097,10 +45150,10 @@
           </m:r>
         </m:oMath>
       </m:oMathPara>
-      <w:bookmarkEnd w:id="168"/>
+      <w:bookmarkEnd w:id="173"/>
     </w:p>
-    <w:bookmarkEnd w:id="169"/>
-    <w:bookmarkStart w:id="170" w:name="rem-source-fold-mse"/>
+    <w:bookmarkEnd w:id="174"/>
+    <w:bookmarkStart w:id="175" w:name="rem-source-fold-mse"/>
     <w:p>
       <w:pPr>
         <w:pStyle w:val="FirstParagraph"/>
@@ -44110,7 +45163,7 @@
           <w:i/>
           <w:iCs/>
         </w:rPr>
-        <w:t xml:space="preserve">Remark 21</w:t>
+        <w:t xml:space="preserve">Remark 22</w:t>
       </w:r>
       <w:r>
         <w:t xml:space="preserve"> (Source: Fold mean squared error). </w:t>
@@ -44180,8 +45233,8 @@
         <w:t xml:space="preserve">.</w:t>
       </w:r>
     </w:p>
-    <w:bookmarkEnd w:id="170"/>
-    <w:bookmarkStart w:id="171" w:name="rem-cv-estimate"/>
+    <w:bookmarkEnd w:id="175"/>
+    <w:bookmarkStart w:id="176" w:name="rem-cv-estimate"/>
     <w:p>
       <w:pPr>
         <w:pStyle w:val="BodyText"/>
@@ -44191,7 +45244,7 @@
           <w:i/>
           <w:iCs/>
         </w:rPr>
-        <w:t xml:space="preserve">Remark 22</w:t>
+        <w:t xml:space="preserve">Remark 23</w:t>
       </w:r>
       <w:r>
         <w:t xml:space="preserve"> (What the cross-validation estimate estimates). </w:t>
@@ -44207,7 +45260,7 @@
           <w:rPr>
             <w:rStyle w:val="Hyperlink"/>
           </w:rPr>
-          <w:t xml:space="preserve">Equation 31</w:t>
+          <w:t xml:space="preserve">Equation 33</w:t>
         </w:r>
       </w:hyperlink>
       <w:r>
@@ -44860,8 +45913,8 @@
         <w:t xml:space="preserve">use.</w:t>
       </w:r>
     </w:p>
-    <w:bookmarkEnd w:id="171"/>
-    <w:bookmarkStart w:id="172" w:name="rem-choosing-k"/>
+    <w:bookmarkEnd w:id="176"/>
+    <w:bookmarkStart w:id="177" w:name="rem-choosing-k"/>
     <w:p>
       <w:pPr>
         <w:pStyle w:val="BodyText"/>
@@ -44871,7 +45924,7 @@
           <w:i/>
           <w:iCs/>
         </w:rPr>
-        <w:t xml:space="preserve">Remark 23</w:t>
+        <w:t xml:space="preserve">Remark 24</w:t>
       </w:r>
       <w:r>
         <w:t xml:space="preserve"> (Choosing the number of folds). </w:t>
@@ -44938,7 +45991,7 @@
           <w:rPr>
             <w:rStyle w:val="Hyperlink"/>
           </w:rPr>
-          <w:t xml:space="preserve">Equation 31</w:t>
+          <w:t xml:space="preserve">Equation 33</w:t>
         </w:r>
       </w:hyperlink>
       <w:r>
@@ -45268,8 +46321,8 @@
         <w:t xml:space="preserve">is the usual compromise.</w:t>
       </w:r>
     </w:p>
-    <w:bookmarkEnd w:id="172"/>
-    <w:bookmarkStart w:id="177" w:name="exm-kfold-simulated"/>
+    <w:bookmarkEnd w:id="177"/>
+    <w:bookmarkStart w:id="182" w:name="exm-kfold-simulated"/>
     <w:p>
       <w:pPr>
         <w:pStyle w:val="BodyText"/>
@@ -45423,7 +46476,7 @@
           <w:rPr>
             <w:rStyle w:val="Hyperlink"/>
           </w:rPr>
-          <w:t xml:space="preserve">Equation 31</w:t>
+          <w:t xml:space="preserve">Equation 33</w:t>
         </w:r>
       </w:hyperlink>
       <w:r>
@@ -46501,7 +47554,7 @@
       <w:tr>
         <w:tc>
           <w:tcPr/>
-          <w:bookmarkStart w:id="176" w:name="fig-cv-simulated"/>
+          <w:bookmarkStart w:id="181" w:name="fig-cv-simulated"/>
           <w:p>
             <w:pPr>
               <w:pStyle w:val="SourceCode"/>
@@ -47447,18 +48500,18 @@
                 <wp:inline>
                   <wp:extent cx="4620126" cy="3696101"/>
                   <wp:effectExtent b="0" l="0" r="0" t="0"/>
-                  <wp:docPr descr="" title="" id="174" name="Picture"/>
+                  <wp:docPr descr="" title="" id="179" name="Picture"/>
                   <a:graphic>
                     <a:graphicData uri="http://schemas.openxmlformats.org/drawingml/2006/picture">
                       <pic:pic>
                         <pic:nvPicPr>
-                          <pic:cNvPr descr="model-validation_files/figure-docx/cv-simulated-plot-1.png" id="175" name="Picture"/>
+                          <pic:cNvPr descr="model-validation_files/figure-docx/cv-simulated-plot-1.png" id="180" name="Picture"/>
                           <pic:cNvPicPr>
                             <a:picLocks noChangeArrowheads="1" noChangeAspect="1"/>
                           </pic:cNvPicPr>
                         </pic:nvPicPr>
                         <pic:blipFill>
-                          <a:blip r:embed="rId173"/>
+                          <a:blip r:embed="rId178"/>
                           <a:stretch>
                             <a:fillRect/>
                           </a:stretch>
@@ -47527,7 +48580,7 @@
               <w:t xml:space="preserve">could be computed from real data.</w:t>
             </w:r>
           </w:p>
-          <w:bookmarkEnd w:id="176"/>
+          <w:bookmarkEnd w:id="181"/>
         </w:tc>
       </w:tr>
     </w:tbl>
@@ -48014,7 +49067,7 @@
           <w:rPr>
             <w:rStyle w:val="Hyperlink"/>
           </w:rPr>
-          <w:t xml:space="preserve">Remark 22</w:t>
+          <w:t xml:space="preserve">Remark 23</w:t>
         </w:r>
       </w:hyperlink>
       <w:r>
@@ -48078,7 +49131,7 @@
           <w:rPr>
             <w:rStyle w:val="Hyperlink"/>
           </w:rPr>
-          <w:t xml:space="preserve">Remark 22</w:t>
+          <w:t xml:space="preserve">Remark 23</w:t>
         </w:r>
       </w:hyperlink>
       <w:r>
@@ -49428,8 +50481,8 @@
         <w:t xml:space="preserve">new ones.</w:t>
       </w:r>
     </w:p>
-    <w:bookmarkEnd w:id="177"/>
-    <w:bookmarkStart w:id="180" w:name="exm-kfold-mtcars"/>
+    <w:bookmarkEnd w:id="182"/>
+    <w:bookmarkStart w:id="185" w:name="exm-kfold-mtcars"/>
     <w:p>
       <w:pPr>
         <w:pStyle w:val="BodyText"/>
@@ -49632,7 +50685,7 @@
       <w:tr>
         <w:tc>
           <w:tcPr/>
-          <w:bookmarkStart w:id="178" w:name="tbl-cv-mtcars-repeats"/>
+          <w:bookmarkStart w:id="183" w:name="tbl-cv-mtcars-repeats"/>
           <w:p>
             <w:pPr>
               <w:jc w:val="center"/>
@@ -50288,7 +51341,7 @@
               <w:t xml:space="preserve">#&gt; 5         5     3.38     2.74     2.78     2.81</w:t>
             </w:r>
           </w:p>
-          <w:bookmarkEnd w:id="178"/>
+          <w:bookmarkEnd w:id="183"/>
         </w:tc>
       </w:tr>
     </w:tbl>
@@ -50313,7 +51366,7 @@
       <w:tr>
         <w:tc>
           <w:tcPr/>
-          <w:bookmarkStart w:id="179" w:name="tbl-cv-mtcars"/>
+          <w:bookmarkStart w:id="184" w:name="tbl-cv-mtcars"/>
           <w:p>
             <w:pPr>
               <w:jc w:val="center"/>
@@ -50669,7 +51722,7 @@
               <w:t xml:space="preserve">#&gt; 5         5 2       2.74</w:t>
             </w:r>
           </w:p>
-          <w:bookmarkEnd w:id="179"/>
+          <w:bookmarkEnd w:id="184"/>
         </w:tc>
       </w:tr>
     </w:tbl>
@@ -51293,7 +52346,7 @@
           <w:rPr>
             <w:rStyle w:val="Hyperlink"/>
           </w:rPr>
-          <w:t xml:space="preserve">Equation 31</w:t>
+          <w:t xml:space="preserve">Equation 33</w:t>
         </w:r>
       </w:hyperlink>
       <w:r>
@@ -51359,9 +52412,9 @@
         <w:t xml:space="preserve">may not survive a different split.</w:t>
       </w:r>
     </w:p>
-    <w:bookmarkEnd w:id="180"/>
-    <w:bookmarkEnd w:id="181"/>
-    <w:bookmarkStart w:id="208" w:name="sec-loocv"/>
+    <w:bookmarkEnd w:id="185"/>
+    <w:bookmarkEnd w:id="186"/>
+    <w:bookmarkStart w:id="213" w:name="sec-loocv"/>
     <w:p>
       <w:pPr>
         <w:pStyle w:val="Heading2"/>
@@ -51370,7 +52423,7 @@
         <w:t xml:space="preserve">7 Leave-one-out cross-validation</w:t>
       </w:r>
     </w:p>
-    <w:bookmarkStart w:id="182" w:name="exr-loocv"/>
+    <w:bookmarkStart w:id="187" w:name="exr-loocv"/>
     <w:p>
       <w:pPr>
         <w:pStyle w:val="FirstParagraph"/>
@@ -51573,15 +52626,15 @@
           <w:rPr>
             <w:rStyle w:val="Hyperlink"/>
           </w:rPr>
-          <w:t xml:space="preserve">Equation 31</w:t>
+          <w:t xml:space="preserve">Equation 33</w:t>
         </w:r>
       </w:hyperlink>
       <w:r>
         <w:t xml:space="preserve">) differ?</w:t>
       </w:r>
     </w:p>
-    <w:bookmarkEnd w:id="182"/>
-    <w:bookmarkStart w:id="183" w:name="sol-loocv"/>
+    <w:bookmarkEnd w:id="187"/>
+    <w:bookmarkStart w:id="188" w:name="sol-loocv"/>
     <w:p>
       <w:pPr>
         <w:pStyle w:val="FirstParagraph"/>
@@ -51742,7 +52795,7 @@
           <w:rPr>
             <w:rStyle w:val="Hyperlink"/>
           </w:rPr>
-          <w:t xml:space="preserve">Equation 31</w:t>
+          <w:t xml:space="preserve">Equation 33</w:t>
         </w:r>
       </w:hyperlink>
       <w:r>
@@ -51778,8 +52831,8 @@
         <w:t xml:space="preserve">the estimate is not random.</w:t>
       </w:r>
     </w:p>
-    <w:bookmarkEnd w:id="183"/>
-    <w:bookmarkStart w:id="185" w:name="def-loocv"/>
+    <w:bookmarkEnd w:id="188"/>
+    <w:bookmarkStart w:id="190" w:name="def-loocv"/>
     <w:p>
       <w:pPr>
         <w:pStyle w:val="FirstParagraph"/>
@@ -51789,7 +52842,7 @@
           <w:b/>
           <w:bCs/>
         </w:rPr>
-        <w:t xml:space="preserve">Definition 32 (Leave-one-out cross-validation)</w:t>
+        <w:t xml:space="preserve">Definition 34 (Leave-one-out cross-validation)</w:t>
       </w:r>
       <w:r>
         <w:t xml:space="preserve"> </w:t>
@@ -52053,7 +53106,7 @@
           <w:rPr>
             <w:rStyle w:val="Hyperlink"/>
           </w:rPr>
-          <w:t xml:space="preserve">Equation 31</w:t>
+          <w:t xml:space="preserve">Equation 33</w:t>
         </w:r>
       </w:hyperlink>
       <w:r>
@@ -52087,7 +53140,7 @@
       <w:pPr>
         <w:pStyle w:val="BodyText"/>
       </w:pPr>
-      <w:bookmarkStart w:id="184" w:name="eq-loocv"/>
+      <w:bookmarkStart w:id="189" w:name="eq-loocv"/>
       <m:oMathPara>
         <m:oMathParaPr>
           <m:jc m:val="center"/>
@@ -52327,7 +53380,7 @@
             <m:t>(</m:t>
           </m:r>
           <m:r>
-            <m:t>34</m:t>
+            <m:t>36</m:t>
           </m:r>
           <m:r>
             <m:rPr>
@@ -52337,7 +53390,7 @@
           </m:r>
         </m:oMath>
       </m:oMathPara>
-      <w:bookmarkEnd w:id="184"/>
+      <w:bookmarkEnd w:id="189"/>
     </w:p>
     <w:p>
       <w:pPr>
@@ -52356,8 +53409,8 @@
         <w:t xml:space="preserve">.</w:t>
       </w:r>
     </w:p>
-    <w:bookmarkEnd w:id="185"/>
-    <w:bookmarkStart w:id="186" w:name="lem-loocv-not-random"/>
+    <w:bookmarkEnd w:id="190"/>
+    <w:bookmarkStart w:id="191" w:name="lem-loocv-not-random"/>
     <w:p>
       <w:pPr>
         <w:pStyle w:val="BodyText"/>
@@ -52706,7 +53759,7 @@
         <w:t xml:space="preserve">.</w:t>
       </w:r>
     </w:p>
-    <w:bookmarkEnd w:id="186"/>
+    <w:bookmarkEnd w:id="191"/>
     <w:p>
       <w:pPr>
         <w:pStyle w:val="BodyText"/>
@@ -52766,7 +53819,7 @@
           <w:rPr>
             <w:rStyle w:val="Hyperlink"/>
           </w:rPr>
-          <w:t xml:space="preserve">Equation 31</w:t>
+          <w:t xml:space="preserve">Equation 33</w:t>
         </w:r>
       </w:hyperlink>
       <w:r>
@@ -52783,7 +53836,7 @@
           <w:rPr>
             <w:rStyle w:val="Hyperlink"/>
           </w:rPr>
-          <w:t xml:space="preserve">Equation 30</w:t>
+          <w:t xml:space="preserve">Equation 32</w:t>
         </w:r>
       </w:hyperlink>
       <w:r>
@@ -52867,7 +53920,7 @@
           <w:rPr>
             <w:rStyle w:val="Hyperlink"/>
           </w:rPr>
-          <w:t xml:space="preserve">Equation 27</w:t>
+          <w:t xml:space="preserve">Equation 29</w:t>
         </w:r>
       </w:hyperlink>
       <w:r>
@@ -52971,7 +54024,7 @@
           <w:rPr>
             <w:rStyle w:val="Hyperlink"/>
           </w:rPr>
-          <w:t xml:space="preserve">Equation 29</w:t>
+          <w:t xml:space="preserve">Equation 31</w:t>
         </w:r>
       </w:hyperlink>
       <w:r>
@@ -53503,7 +54556,7 @@
           <w:rPr>
             <w:rStyle w:val="Hyperlink"/>
           </w:rPr>
-          <w:t xml:space="preserve">Equation 30</w:t>
+          <w:t xml:space="preserve">Equation 32</w:t>
         </w:r>
       </w:hyperlink>
       <w:r>
@@ -53832,7 +54885,7 @@
           <w:rPr>
             <w:rStyle w:val="Hyperlink"/>
           </w:rPr>
-          <w:t xml:space="preserve">Equation 31</w:t>
+          <w:t xml:space="preserve">Equation 33</w:t>
         </w:r>
       </w:hyperlink>
       <w:r>
@@ -53938,7 +54991,7 @@
           <w:rPr>
             <w:rStyle w:val="Hyperlink"/>
           </w:rPr>
-          <w:t xml:space="preserve">Equation 31</w:t>
+          <w:t xml:space="preserve">Equation 33</w:t>
         </w:r>
       </w:hyperlink>
       <w:r>
@@ -54232,7 +55285,7 @@
         <w:t xml:space="preserve">fits, with the folds numbered differently.</w:t>
       </w:r>
     </w:p>
-    <w:bookmarkStart w:id="188" w:name="def-term-vector"/>
+    <w:bookmarkStart w:id="193" w:name="def-term-vector"/>
     <w:p>
       <w:pPr>
         <w:pStyle w:val="FirstParagraph"/>
@@ -54242,7 +55295,7 @@
           <w:b/>
           <w:bCs/>
         </w:rPr>
-        <w:t xml:space="preserve">Definition 33 (Term vector)</w:t>
+        <w:t xml:space="preserve">Definition 35 (Term vector)</w:t>
       </w:r>
       <w:r>
         <w:t xml:space="preserve"> </w:t>
@@ -54493,7 +55546,7 @@
       <w:pPr>
         <w:pStyle w:val="BodyText"/>
       </w:pPr>
-      <w:bookmarkStart w:id="187" w:name="eq-term-vector"/>
+      <w:bookmarkStart w:id="192" w:name="eq-term-vector"/>
       <m:oMathPara>
         <m:oMathParaPr>
           <m:jc m:val="center"/>
@@ -54683,7 +55736,7 @@
             <m:t>(</m:t>
           </m:r>
           <m:r>
-            <m:t>35</m:t>
+            <m:t>37</m:t>
           </m:r>
           <m:r>
             <m:rPr>
@@ -54693,10 +55746,10 @@
           </m:r>
         </m:oMath>
       </m:oMathPara>
-      <w:bookmarkEnd w:id="187"/>
+      <w:bookmarkEnd w:id="192"/>
     </w:p>
-    <w:bookmarkEnd w:id="188"/>
-    <w:bookmarkStart w:id="190" w:name="rem-term-vector"/>
+    <w:bookmarkEnd w:id="193"/>
+    <w:bookmarkStart w:id="195" w:name="rem-term-vector"/>
     <w:p>
       <w:pPr>
         <w:pStyle w:val="FirstParagraph"/>
@@ -54706,7 +55759,7 @@
           <w:i/>
           <w:iCs/>
         </w:rPr>
-        <w:t xml:space="preserve">Remark 24</w:t>
+        <w:t xml:space="preserve">Remark 25</w:t>
       </w:r>
       <w:r>
         <w:t xml:space="preserve"> (The term vector of simple linear regression). </w:t>
@@ -54789,7 +55842,7 @@
       <w:r>
         <w:t xml:space="preserve"> </w:t>
       </w:r>
-      <w:hyperlink r:id="rId189">
+      <w:hyperlink r:id="rId194">
         <w:r>
           <w:rPr>
             <w:rStyle w:val="Hyperlink"/>
@@ -54825,8 +55878,8 @@
         <w:t xml:space="preserve">.</w:t>
       </w:r>
     </w:p>
-    <w:bookmarkEnd w:id="190"/>
-    <w:bookmarkStart w:id="192" w:name="def-cross-product-matrix"/>
+    <w:bookmarkEnd w:id="195"/>
+    <w:bookmarkStart w:id="197" w:name="def-cross-product-matrix"/>
     <w:p>
       <w:pPr>
         <w:pStyle w:val="BodyText"/>
@@ -54836,7 +55889,7 @@
           <w:b/>
           <w:bCs/>
         </w:rPr>
-        <w:t xml:space="preserve">Definition 34 (Cross-product matrix (sum-of-squares and cross-products matrix))</w:t>
+        <w:t xml:space="preserve">Definition 36 (Cross-product matrix (sum-of-squares and cross-products matrix))</w:t>
       </w:r>
       <w:r>
         <w:t xml:space="preserve"> </w:t>
@@ -54948,7 +56001,7 @@
       <w:pPr>
         <w:pStyle w:val="BodyText"/>
       </w:pPr>
-      <w:bookmarkStart w:id="191" w:name="eq-cross-product-matrix"/>
+      <w:bookmarkStart w:id="196" w:name="eq-cross-product-matrix"/>
       <m:oMathPara>
         <m:oMathParaPr>
           <m:jc m:val="center"/>
@@ -55071,7 +56124,7 @@
             <m:t>(</m:t>
           </m:r>
           <m:r>
-            <m:t>36</m:t>
+            <m:t>38</m:t>
           </m:r>
           <m:r>
             <m:rPr>
@@ -55081,10 +56134,10 @@
           </m:r>
         </m:oMath>
       </m:oMathPara>
-      <w:bookmarkEnd w:id="191"/>
+      <w:bookmarkEnd w:id="196"/>
     </w:p>
-    <w:bookmarkEnd w:id="192"/>
-    <w:bookmarkStart w:id="194" w:name="rem-source-cross-product-matrix"/>
+    <w:bookmarkEnd w:id="197"/>
+    <w:bookmarkStart w:id="199" w:name="rem-source-cross-product-matrix"/>
     <w:p>
       <w:pPr>
         <w:pStyle w:val="FirstParagraph"/>
@@ -55094,7 +56147,7 @@
           <w:i/>
           <w:iCs/>
         </w:rPr>
-        <w:t xml:space="preserve">Remark 25</w:t>
+        <w:t xml:space="preserve">Remark 26</w:t>
       </w:r>
       <w:r>
         <w:t xml:space="preserve"> (Source: Cross-product matrix (sum-of-squares and cross-products matrix)). </w:t>
@@ -55133,7 +56186,7 @@
       <w:r>
         <w:t xml:space="preserve"> </w:t>
       </w:r>
-      <w:hyperlink r:id="rId193">
+      <w:hyperlink r:id="rId198">
         <w:r>
           <w:rPr>
             <w:rStyle w:val="Hyperlink"/>
@@ -55145,8 +56198,8 @@
         <w:t xml:space="preserve">).</w:t>
       </w:r>
     </w:p>
-    <w:bookmarkEnd w:id="194"/>
-    <w:bookmarkStart w:id="197" w:name="rem-cross-product-matrix"/>
+    <w:bookmarkEnd w:id="199"/>
+    <w:bookmarkStart w:id="202" w:name="rem-cross-product-matrix"/>
     <w:p>
       <w:pPr>
         <w:pStyle w:val="BodyText"/>
@@ -55156,7 +56209,7 @@
           <w:i/>
           <w:iCs/>
         </w:rPr>
-        <w:t xml:space="preserve">Remark 26</w:t>
+        <w:t xml:space="preserve">Remark 27</w:t>
       </w:r>
       <w:r>
         <w:t xml:space="preserve"> (Cross-product matrix as a matrix product). </w:t>
@@ -55455,18 +56508,18 @@
                 <wp:inline>
                   <wp:extent cx="152400" cy="152400"/>
                   <wp:effectExtent b="0" l="0" r="0" t="0"/>
-                  <wp:docPr descr="" title="" id="195" name="Picture"/>
+                  <wp:docPr descr="" title="" id="200" name="Picture"/>
                   <a:graphic>
                     <a:graphicData uri="http://schemas.openxmlformats.org/drawingml/2006/picture">
                       <pic:pic>
                         <pic:nvPicPr>
-                          <pic:cNvPr descr="/opt/quarto/share/formats/docx/note.png" id="196" name="Picture"/>
+                          <pic:cNvPr descr="/opt/quarto/share/formats/docx/note.png" id="201" name="Picture"/>
                           <pic:cNvPicPr>
                             <a:picLocks noChangeArrowheads="1" noChangeAspect="1"/>
                           </pic:cNvPicPr>
                         </pic:nvPicPr>
                         <pic:blipFill>
-                          <a:blip r:embed="rId141"/>
+                          <a:blip r:embed="rId146"/>
                           <a:stretch>
                             <a:fillRect/>
                           </a:stretch>
@@ -55546,7 +56599,7 @@
             <w:r>
               <w:t xml:space="preserve"> </w:t>
             </w:r>
-            <w:hyperlink r:id="rId193">
+            <w:hyperlink r:id="rId198">
               <w:r>
                 <w:rPr>
                   <w:rStyle w:val="Hyperlink"/>
@@ -55574,8 +56627,8 @@
         </w:tc>
       </w:tr>
     </w:tbl>
-    <w:bookmarkEnd w:id="197"/>
-    <w:bookmarkStart w:id="200" w:name="def-leverage"/>
+    <w:bookmarkEnd w:id="202"/>
+    <w:bookmarkStart w:id="205" w:name="def-leverage"/>
     <w:p>
       <w:pPr>
         <w:pStyle w:val="BodyText"/>
@@ -55585,7 +56638,7 @@
           <w:b/>
           <w:bCs/>
         </w:rPr>
-        <w:t xml:space="preserve">Definition 35 (Leverage)</w:t>
+        <w:t xml:space="preserve">Definition 37 (Leverage)</w:t>
       </w:r>
       <w:r>
         <w:t xml:space="preserve"> </w:t>
@@ -55596,7 +56649,7 @@
       <w:r>
         <w:t xml:space="preserve"> </w:t>
       </w:r>
-      <w:hyperlink r:id="rId198">
+      <w:hyperlink r:id="rId203">
         <w:r>
           <w:rPr>
             <w:rStyle w:val="Hyperlink"/>
@@ -55740,7 +56793,7 @@
       <w:pPr>
         <w:pStyle w:val="BodyText"/>
       </w:pPr>
-      <w:bookmarkStart w:id="199" w:name="eq-leverage"/>
+      <w:bookmarkStart w:id="204" w:name="eq-leverage"/>
       <m:oMathPara>
         <m:oMathParaPr>
           <m:jc m:val="center"/>
@@ -55861,7 +56914,7 @@
             <m:t>(</m:t>
           </m:r>
           <m:r>
-            <m:t>37</m:t>
+            <m:t>39</m:t>
           </m:r>
           <m:r>
             <m:rPr>
@@ -55871,10 +56924,10 @@
           </m:r>
         </m:oMath>
       </m:oMathPara>
-      <w:bookmarkEnd w:id="199"/>
+      <w:bookmarkEnd w:id="204"/>
     </w:p>
-    <w:bookmarkEnd w:id="200"/>
-    <w:bookmarkStart w:id="202" w:name="rem-source-leverage"/>
+    <w:bookmarkEnd w:id="205"/>
+    <w:bookmarkStart w:id="207" w:name="rem-source-leverage"/>
     <w:p>
       <w:pPr>
         <w:pStyle w:val="FirstParagraph"/>
@@ -55884,7 +56937,7 @@
           <w:i/>
           <w:iCs/>
         </w:rPr>
-        <w:t xml:space="preserve">Remark 27</w:t>
+        <w:t xml:space="preserve">Remark 28</w:t>
       </w:r>
       <w:r>
         <w:t xml:space="preserve"> (Source: Leverage). </w:t>
@@ -55921,7 +56974,7 @@
       <w:r>
         <w:t xml:space="preserve"> </w:t>
       </w:r>
-      <w:hyperlink r:id="rId201">
+      <w:hyperlink r:id="rId206">
         <w:r>
           <w:rPr>
             <w:rStyle w:val="Hyperlink"/>
@@ -55933,8 +56986,8 @@
         <w:t xml:space="preserve">.</w:t>
       </w:r>
     </w:p>
-    <w:bookmarkEnd w:id="202"/>
-    <w:bookmarkStart w:id="204" w:name="thm-loocv-shortcut"/>
+    <w:bookmarkEnd w:id="207"/>
+    <w:bookmarkStart w:id="209" w:name="thm-loocv-shortcut"/>
     <w:p>
       <w:pPr>
         <w:pStyle w:val="BodyText"/>
@@ -55955,7 +57008,7 @@
       <w:r>
         <w:t xml:space="preserve"> </w:t>
       </w:r>
-      <w:hyperlink r:id="rId198">
+      <w:hyperlink r:id="rId203">
         <w:r>
           <w:rPr>
             <w:rStyle w:val="Hyperlink"/>
@@ -56181,7 +57234,7 @@
       <w:pPr>
         <w:pStyle w:val="BodyText"/>
       </w:pPr>
-      <w:bookmarkStart w:id="203" w:name="eq-loocv-shortcut"/>
+      <w:bookmarkStart w:id="208" w:name="eq-loocv-shortcut"/>
       <m:oMathPara>
         <m:oMathParaPr>
           <m:jc m:val="center"/>
@@ -56361,7 +57414,7 @@
             <m:t>(</m:t>
           </m:r>
           <m:r>
-            <m:t>38</m:t>
+            <m:t>40</m:t>
           </m:r>
           <m:r>
             <m:rPr>
@@ -56371,9 +57424,9 @@
           </m:r>
         </m:oMath>
       </m:oMathPara>
-      <w:bookmarkEnd w:id="203"/>
+      <w:bookmarkEnd w:id="208"/>
     </w:p>
-    <w:bookmarkEnd w:id="204"/>
+    <w:bookmarkEnd w:id="209"/>
     <w:p>
       <w:pPr>
         <w:pStyle w:val="FirstParagraph"/>
@@ -56502,7 +57555,7 @@
         <w:t xml:space="preserve">which this page does not develop.</w:t>
       </w:r>
     </w:p>
-    <w:bookmarkStart w:id="205" w:name="rem-source-loocv-shortcut"/>
+    <w:bookmarkStart w:id="210" w:name="rem-source-loocv-shortcut"/>
     <w:p>
       <w:pPr>
         <w:pStyle w:val="BodyText"/>
@@ -56512,7 +57565,7 @@
           <w:i/>
           <w:iCs/>
         </w:rPr>
-        <w:t xml:space="preserve">Remark 28</w:t>
+        <w:t xml:space="preserve">Remark 29</w:t>
       </w:r>
       <w:r>
         <w:t xml:space="preserve"> (Source: Leave-one-out cross-validation for least squares). </w:t>
@@ -56545,8 +57598,8 @@
         <w:t xml:space="preserve">for many linear fitting methods.</w:t>
       </w:r>
     </w:p>
-    <w:bookmarkEnd w:id="205"/>
-    <w:bookmarkStart w:id="206" w:name="exm-loocv-shortcut"/>
+    <w:bookmarkEnd w:id="210"/>
+    <w:bookmarkStart w:id="211" w:name="exm-loocv-shortcut"/>
     <w:p>
       <w:pPr>
         <w:pStyle w:val="BodyText"/>
@@ -56697,7 +57750,7 @@
           <w:rPr>
             <w:rStyle w:val="Hyperlink"/>
           </w:rPr>
-          <w:t xml:space="preserve">Equation 34</w:t>
+          <w:t xml:space="preserve">Equation 36</w:t>
         </w:r>
       </w:hyperlink>
       <w:r>
@@ -57634,7 +58687,7 @@
         <w:rPr>
           <w:rStyle w:val="CommentTok"/>
         </w:rPr>
-        <w:t xml:space="preserve">#&gt;    7.10543e-15    2.00000e+00</w:t>
+        <w:t xml:space="preserve">#&gt;    8.88178e-15    2.00000e+00</w:t>
       </w:r>
     </w:p>
     <w:p>
@@ -57642,7 +58695,7 @@
         <w:pStyle w:val="FirstParagraph"/>
       </w:pPr>
       <w:r>
-        <w:t xml:space="preserve">The two columns differ by at most 7.1e-15,</w:t>
+        <w:t xml:space="preserve">The two columns differ by at most 8.9e-15,</w:t>
       </w:r>
       <w:r>
         <w:t xml:space="preserve"> </w:t>
@@ -57686,8 +58739,8 @@
         <w:t xml:space="preserve">rerunning it always gives the same choice.</w:t>
       </w:r>
     </w:p>
-    <w:bookmarkEnd w:id="206"/>
-    <w:bookmarkStart w:id="207" w:name="rem-loocv"/>
+    <w:bookmarkEnd w:id="211"/>
+    <w:bookmarkStart w:id="212" w:name="rem-loocv"/>
     <w:p>
       <w:pPr>
         <w:pStyle w:val="BodyText"/>
@@ -57697,7 +58750,7 @@
           <w:i/>
           <w:iCs/>
         </w:rPr>
-        <w:t xml:space="preserve">Remark 29</w:t>
+        <w:t xml:space="preserve">Remark 30</w:t>
       </w:r>
       <w:r>
         <w:t xml:space="preserve"> (When to use leave-one-out cross-validation). </w:t>
@@ -57736,7 +58789,7 @@
           <w:rPr>
             <w:rStyle w:val="Hyperlink"/>
           </w:rPr>
-          <w:t xml:space="preserve">Remark 23</w:t>
+          <w:t xml:space="preserve">Remark 24</w:t>
         </w:r>
       </w:hyperlink>
       <w:r>
@@ -57756,7 +58809,7 @@
           <w:rPr>
             <w:rStyle w:val="Hyperlink"/>
           </w:rPr>
-          <w:t xml:space="preserve">Remark 22</w:t>
+          <w:t xml:space="preserve">Remark 23</w:t>
         </w:r>
       </w:hyperlink>
       <w:r>
@@ -58159,9 +59212,9 @@
         <w:t xml:space="preserve">fits.</w:t>
       </w:r>
     </w:p>
-    <w:bookmarkEnd w:id="207"/>
-    <w:bookmarkEnd w:id="208"/>
-    <w:bookmarkStart w:id="237" w:name="sec-cv-model-choice"/>
+    <w:bookmarkEnd w:id="212"/>
+    <w:bookmarkEnd w:id="213"/>
+    <w:bookmarkStart w:id="242" w:name="sec-cv-model-choice"/>
     <w:p>
       <w:pPr>
         <w:pStyle w:val="Heading2"/>
@@ -58170,7 +59223,7 @@
         <w:t xml:space="preserve">8 Choosing a model by cross-validation</w:t>
       </w:r>
     </w:p>
-    <w:bookmarkStart w:id="210" w:name="def-cv-estimate-indexed"/>
+    <w:bookmarkStart w:id="215" w:name="def-cv-estimate-indexed"/>
     <w:p>
       <w:pPr>
         <w:pStyle w:val="FirstParagraph"/>
@@ -58180,7 +59233,7 @@
           <w:b/>
           <w:bCs/>
         </w:rPr>
-        <w:t xml:space="preserve">Definition 36 (Cross-validation estimate of a named procedure)</w:t>
+        <w:t xml:space="preserve">Definition 38 (Cross-validation estimate of a named procedure)</w:t>
       </w:r>
       <w:r>
         <w:t xml:space="preserve"> </w:t>
@@ -58548,7 +59601,7 @@
       <w:pPr>
         <w:pStyle w:val="BodyText"/>
       </w:pPr>
-      <w:bookmarkStart w:id="209" w:name="eq-cv-estimate-indexed"/>
+      <w:bookmarkStart w:id="214" w:name="eq-cv-estimate-indexed"/>
       <m:oMathPara>
         <m:oMathParaPr>
           <m:jc m:val="center"/>
@@ -58948,7 +60001,7 @@
             <m:t>(</m:t>
           </m:r>
           <m:r>
-            <m:t>39</m:t>
+            <m:t>41</m:t>
           </m:r>
           <m:r>
             <m:rPr>
@@ -58958,10 +60011,10 @@
           </m:r>
         </m:oMath>
       </m:oMathPara>
-      <w:bookmarkEnd w:id="209"/>
+      <w:bookmarkEnd w:id="214"/>
     </w:p>
-    <w:bookmarkEnd w:id="210"/>
-    <w:bookmarkStart w:id="212" w:name="def-cv-choice"/>
+    <w:bookmarkEnd w:id="215"/>
+    <w:bookmarkStart w:id="217" w:name="def-cv-choice"/>
     <w:p>
       <w:pPr>
         <w:pStyle w:val="FirstParagraph"/>
@@ -58971,7 +60024,7 @@
           <w:b/>
           <w:bCs/>
         </w:rPr>
-        <w:t xml:space="preserve">Definition 37 (Cross-validation choice procedure)</w:t>
+        <w:t xml:space="preserve">Definition 39 (Cross-validation choice procedure)</w:t>
       </w:r>
       <w:r>
         <w:t xml:space="preserve"> </w:t>
@@ -59303,7 +60356,7 @@
       <w:pPr>
         <w:pStyle w:val="BodyText"/>
       </w:pPr>
-      <w:bookmarkStart w:id="211" w:name="eq-cv-choice"/>
+      <w:bookmarkStart w:id="216" w:name="eq-cv-choice"/>
       <m:oMathPara>
         <m:oMathParaPr>
           <m:jc m:val="center"/>
@@ -59577,7 +60630,7 @@
             <m:t>(</m:t>
           </m:r>
           <m:r>
-            <m:t>40</m:t>
+            <m:t>42</m:t>
           </m:r>
           <m:r>
             <m:rPr>
@@ -59587,10 +60640,10 @@
           </m:r>
         </m:oMath>
       </m:oMathPara>
-      <w:bookmarkEnd w:id="211"/>
+      <w:bookmarkEnd w:id="216"/>
     </w:p>
-    <w:bookmarkEnd w:id="212"/>
-    <w:bookmarkStart w:id="214" w:name="def-nested-cv"/>
+    <w:bookmarkEnd w:id="217"/>
+    <w:bookmarkStart w:id="219" w:name="def-nested-cv"/>
     <w:p>
       <w:pPr>
         <w:pStyle w:val="FirstParagraph"/>
@@ -59600,7 +60653,7 @@
           <w:b/>
           <w:bCs/>
         </w:rPr>
-        <w:t xml:space="preserve">Definition 38 (Nested cross-validation)</w:t>
+        <w:t xml:space="preserve">Definition 40 (Nested cross-validation)</w:t>
       </w:r>
       <w:r>
         <w:t xml:space="preserve"> </w:t>
@@ -59717,7 +60770,7 @@
       <w:pPr>
         <w:pStyle w:val="BodyText"/>
       </w:pPr>
-      <w:bookmarkStart w:id="213" w:name="eq-nested-cv"/>
+      <w:bookmarkStart w:id="218" w:name="eq-nested-cv"/>
       <m:oMathPara>
         <m:oMathParaPr>
           <m:jc m:val="center"/>
@@ -59834,7 +60887,7 @@
             <m:t>(</m:t>
           </m:r>
           <m:r>
-            <m:t>41</m:t>
+            <m:t>43</m:t>
           </m:r>
           <m:r>
             <m:rPr>
@@ -59844,10 +60897,10 @@
           </m:r>
         </m:oMath>
       </m:oMathPara>
-      <w:bookmarkEnd w:id="213"/>
+      <w:bookmarkEnd w:id="218"/>
     </w:p>
-    <w:bookmarkEnd w:id="214"/>
-    <w:bookmarkStart w:id="215" w:name="rem-source-nested-cv"/>
+    <w:bookmarkEnd w:id="219"/>
+    <w:bookmarkStart w:id="220" w:name="rem-source-nested-cv"/>
     <w:p>
       <w:pPr>
         <w:pStyle w:val="FirstParagraph"/>
@@ -59857,7 +60910,7 @@
           <w:i/>
           <w:iCs/>
         </w:rPr>
-        <w:t xml:space="preserve">Remark 30</w:t>
+        <w:t xml:space="preserve">Remark 31</w:t>
       </w:r>
       <w:r>
         <w:t xml:space="preserve"> (Source: Nested cross-validation). </w:t>
@@ -59878,8 +60931,8 @@
         <w:t xml:space="preserve">choices included.</w:t>
       </w:r>
     </w:p>
-    <w:bookmarkEnd w:id="215"/>
-    <w:bookmarkStart w:id="216" w:name="rem-nested-cv"/>
+    <w:bookmarkEnd w:id="220"/>
+    <w:bookmarkStart w:id="221" w:name="rem-nested-cv"/>
     <w:p>
       <w:pPr>
         <w:pStyle w:val="BodyText"/>
@@ -59889,7 +60942,7 @@
           <w:i/>
           <w:iCs/>
         </w:rPr>
-        <w:t xml:space="preserve">Remark 31</w:t>
+        <w:t xml:space="preserve">Remark 32</w:t>
       </w:r>
       <w:r>
         <w:t xml:space="preserve"> (What is nested). </w:t>
@@ -60035,8 +61088,8 @@
         <w:t xml:space="preserve">That inner cross-validation is the nested one.</w:t>
       </w:r>
     </w:p>
-    <w:bookmarkEnd w:id="216"/>
-    <w:bookmarkStart w:id="219" w:name="rem-cv-winner-optimistic"/>
+    <w:bookmarkEnd w:id="221"/>
+    <w:bookmarkStart w:id="224" w:name="rem-cv-winner-optimistic"/>
     <w:p>
       <w:pPr>
         <w:pStyle w:val="BodyText"/>
@@ -60046,7 +61099,7 @@
           <w:i/>
           <w:iCs/>
         </w:rPr>
-        <w:t xml:space="preserve">Remark 32</w:t>
+        <w:t xml:space="preserve">Remark 33</w:t>
       </w:r>
       <w:r>
         <w:t xml:space="preserve"> (Cross-validation replaces the validation set, not the test set). </w:t>
@@ -60229,18 +61282,18 @@
                 <wp:inline>
                   <wp:extent cx="152400" cy="152400"/>
                   <wp:effectExtent b="0" l="0" r="0" t="0"/>
-                  <wp:docPr descr="" title="" id="217" name="Picture"/>
+                  <wp:docPr descr="" title="" id="222" name="Picture"/>
                   <a:graphic>
                     <a:graphicData uri="http://schemas.openxmlformats.org/drawingml/2006/picture">
                       <pic:pic>
                         <pic:nvPicPr>
-                          <pic:cNvPr descr="/opt/quarto/share/formats/docx/note.png" id="218" name="Picture"/>
+                          <pic:cNvPr descr="/opt/quarto/share/formats/docx/note.png" id="223" name="Picture"/>
                           <pic:cNvPicPr>
                             <a:picLocks noChangeArrowheads="1" noChangeAspect="1"/>
                           </pic:cNvPicPr>
                         </pic:nvPicPr>
                         <pic:blipFill>
-                          <a:blip r:embed="rId141"/>
+                          <a:blip r:embed="rId146"/>
                           <a:stretch>
                             <a:fillRect/>
                           </a:stretch>
@@ -60304,8 +61357,8 @@
         </w:tc>
       </w:tr>
     </w:tbl>
-    <w:bookmarkEnd w:id="219"/>
-    <w:bookmarkStart w:id="222" w:name="def-cv-se"/>
+    <w:bookmarkEnd w:id="224"/>
+    <w:bookmarkStart w:id="227" w:name="def-cv-se"/>
     <w:p>
       <w:pPr>
         <w:pStyle w:val="BodyText"/>
@@ -60315,7 +61368,7 @@
           <w:b/>
           <w:bCs/>
         </w:rPr>
-        <w:t xml:space="preserve">Definition 39 (Fold-based standard error)</w:t>
+        <w:t xml:space="preserve">Definition 41 (Fold-based standard error)</w:t>
       </w:r>
       <w:r>
         <w:t xml:space="preserve"> </w:t>
@@ -60409,7 +61462,7 @@
       <w:r>
         <w:t xml:space="preserve"> </w:t>
       </w:r>
-      <w:hyperlink r:id="rId220">
+      <w:hyperlink r:id="rId225">
         <w:r>
           <w:rPr>
             <w:rStyle w:val="Hyperlink"/>
@@ -60475,7 +61528,7 @@
       <w:pPr>
         <w:pStyle w:val="BodyText"/>
       </w:pPr>
-      <w:bookmarkStart w:id="221" w:name="eq-cv-se"/>
+      <w:bookmarkStart w:id="226" w:name="eq-cv-se"/>
       <m:oMathPara>
         <m:oMathParaPr>
           <m:jc m:val="center"/>
@@ -60640,7 +61693,7 @@
             <m:t>(</m:t>
           </m:r>
           <m:r>
-            <m:t>42</m:t>
+            <m:t>44</m:t>
           </m:r>
           <m:r>
             <m:rPr>
@@ -60650,10 +61703,10 @@
           </m:r>
         </m:oMath>
       </m:oMathPara>
-      <w:bookmarkEnd w:id="221"/>
+      <w:bookmarkEnd w:id="226"/>
     </w:p>
-    <w:bookmarkEnd w:id="222"/>
-    <w:bookmarkStart w:id="223" w:name="rem-source-cv-se"/>
+    <w:bookmarkEnd w:id="227"/>
+    <w:bookmarkStart w:id="228" w:name="rem-source-cv-se"/>
     <w:p>
       <w:pPr>
         <w:pStyle w:val="FirstParagraph"/>
@@ -60663,7 +61716,7 @@
           <w:i/>
           <w:iCs/>
         </w:rPr>
-        <w:t xml:space="preserve">Remark 33</w:t>
+        <w:t xml:space="preserve">Remark 34</w:t>
       </w:r>
       <w:r>
         <w:t xml:space="preserve"> (Source: Fold-based standard error). </w:t>
@@ -60675,8 +61728,8 @@
         <w:t xml:space="preserve">, who call the result a standard error.</w:t>
       </w:r>
     </w:p>
-    <w:bookmarkEnd w:id="223"/>
-    <w:bookmarkStart w:id="225" w:name="rem-cv-se"/>
+    <w:bookmarkEnd w:id="228"/>
+    <w:bookmarkStart w:id="230" w:name="rem-cv-se"/>
     <w:p>
       <w:pPr>
         <w:pStyle w:val="BodyText"/>
@@ -60686,7 +61739,7 @@
           <w:i/>
           <w:iCs/>
         </w:rPr>
-        <w:t xml:space="preserve">Remark 34</w:t>
+        <w:t xml:space="preserve">Remark 35</w:t>
       </w:r>
       <w:r>
         <w:t xml:space="preserve"> (The fold-based standard error is only a rough guide). </w:t>
@@ -60714,7 +61767,7 @@
           <w:rPr>
             <w:rStyle w:val="Hyperlink"/>
           </w:rPr>
-          <w:t xml:space="preserve">Equation 42</w:t>
+          <w:t xml:space="preserve">Equation 44</w:t>
         </w:r>
       </w:hyperlink>
       <w:r>
@@ -60899,7 +61952,7 @@
       <w:r>
         <w:t xml:space="preserve"> </w:t>
       </w:r>
-      <w:hyperlink r:id="rId224">
+      <w:hyperlink r:id="rId229">
         <w:r>
           <w:rPr>
             <w:rStyle w:val="Hyperlink"/>
@@ -60963,8 +62016,8 @@
         <w:t xml:space="preserve">.</w:t>
       </w:r>
     </w:p>
-    <w:bookmarkEnd w:id="225"/>
-    <w:bookmarkStart w:id="227" w:name="def-fold-mse-indexed"/>
+    <w:bookmarkEnd w:id="230"/>
+    <w:bookmarkStart w:id="232" w:name="def-fold-mse-indexed"/>
     <w:p>
       <w:pPr>
         <w:pStyle w:val="BodyText"/>
@@ -60974,7 +62027,7 @@
           <w:b/>
           <w:bCs/>
         </w:rPr>
-        <w:t xml:space="preserve">Definition 40 (Fold mean squared error of a named procedure)</w:t>
+        <w:t xml:space="preserve">Definition 42 (Fold mean squared error of a named procedure)</w:t>
       </w:r>
       <w:r>
         <w:t xml:space="preserve"> </w:t>
@@ -61142,7 +62195,7 @@
       <w:pPr>
         <w:pStyle w:val="BodyText"/>
       </w:pPr>
-      <w:bookmarkStart w:id="226" w:name="eq-fold-mse-indexed"/>
+      <w:bookmarkStart w:id="231" w:name="eq-fold-mse-indexed"/>
       <m:oMathPara>
         <m:oMathParaPr>
           <m:jc m:val="center"/>
@@ -61519,7 +62572,7 @@
             <m:t>(</m:t>
           </m:r>
           <m:r>
-            <m:t>43</m:t>
+            <m:t>45</m:t>
           </m:r>
           <m:r>
             <m:rPr>
@@ -61529,10 +62582,10 @@
           </m:r>
         </m:oMath>
       </m:oMathPara>
-      <w:bookmarkEnd w:id="226"/>
+      <w:bookmarkEnd w:id="231"/>
     </w:p>
-    <w:bookmarkEnd w:id="227"/>
-    <w:bookmarkStart w:id="229" w:name="def-cv-se-indexed"/>
+    <w:bookmarkEnd w:id="232"/>
+    <w:bookmarkStart w:id="234" w:name="def-cv-se-indexed"/>
     <w:p>
       <w:pPr>
         <w:pStyle w:val="FirstParagraph"/>
@@ -61542,7 +62595,7 @@
           <w:b/>
           <w:bCs/>
         </w:rPr>
-        <w:t xml:space="preserve">Definition 41 (Fold-based standard error of a named procedure)</w:t>
+        <w:t xml:space="preserve">Definition 43 (Fold-based standard error of a named procedure)</w:t>
       </w:r>
       <w:r>
         <w:t xml:space="preserve"> </w:t>
@@ -61738,7 +62791,7 @@
       <w:pPr>
         <w:pStyle w:val="BodyText"/>
       </w:pPr>
-      <w:bookmarkStart w:id="228" w:name="eq-cv-se-indexed"/>
+      <w:bookmarkStart w:id="233" w:name="eq-cv-se-indexed"/>
       <m:oMathPara>
         <m:oMathParaPr>
           <m:jc m:val="center"/>
@@ -62026,7 +63079,7 @@
             <m:t>(</m:t>
           </m:r>
           <m:r>
-            <m:t>44</m:t>
+            <m:t>46</m:t>
           </m:r>
           <m:r>
             <m:rPr>
@@ -62036,10 +63089,10 @@
           </m:r>
         </m:oMath>
       </m:oMathPara>
-      <w:bookmarkEnd w:id="228"/>
+      <w:bookmarkEnd w:id="233"/>
     </w:p>
-    <w:bookmarkEnd w:id="229"/>
-    <w:bookmarkStart w:id="231" w:name="def-one-se-rule"/>
+    <w:bookmarkEnd w:id="234"/>
+    <w:bookmarkStart w:id="236" w:name="def-one-se-rule"/>
     <w:p>
       <w:pPr>
         <w:pStyle w:val="FirstParagraph"/>
@@ -62049,7 +63102,7 @@
           <w:b/>
           <w:bCs/>
         </w:rPr>
-        <w:t xml:space="preserve">Definition 42 (One-standard-error rule)</w:t>
+        <w:t xml:space="preserve">Definition 44 (One-standard-error rule)</w:t>
       </w:r>
       <w:r>
         <w:t xml:space="preserve"> </w:t>
@@ -62297,7 +63350,7 @@
       <w:pPr>
         <w:pStyle w:val="BodyText"/>
       </w:pPr>
-      <w:bookmarkStart w:id="230" w:name="eq-one-se-rule"/>
+      <w:bookmarkStart w:id="235" w:name="eq-one-se-rule"/>
       <m:oMathPara>
         <m:oMathParaPr>
           <m:jc m:val="center"/>
@@ -62621,7 +63674,7 @@
             <m:t>(</m:t>
           </m:r>
           <m:r>
-            <m:t>45</m:t>
+            <m:t>47</m:t>
           </m:r>
           <m:r>
             <m:rPr>
@@ -62631,7 +63684,7 @@
           </m:r>
         </m:oMath>
       </m:oMathPara>
-      <w:bookmarkEnd w:id="230"/>
+      <w:bookmarkEnd w:id="235"/>
     </w:p>
     <w:p>
       <w:pPr>
@@ -62650,8 +63703,8 @@
         <w:t xml:space="preserve">.</w:t>
       </w:r>
     </w:p>
-    <w:bookmarkEnd w:id="231"/>
-    <w:bookmarkStart w:id="236" w:name="exm-one-se-rule"/>
+    <w:bookmarkEnd w:id="236"/>
+    <w:bookmarkStart w:id="241" w:name="exm-one-se-rule"/>
     <w:p>
       <w:pPr>
         <w:pStyle w:val="BodyText"/>
@@ -62709,7 +63762,7 @@
           <w:rPr>
             <w:rStyle w:val="Hyperlink"/>
           </w:rPr>
-          <w:t xml:space="preserve">Definition 42</w:t>
+          <w:t xml:space="preserve">Definition 44</w:t>
         </w:r>
       </w:hyperlink>
       <w:r>
@@ -63703,7 +64756,7 @@
           <w:rPr>
             <w:rStyle w:val="Hyperlink"/>
           </w:rPr>
-          <w:t xml:space="preserve">Remark 22</w:t>
+          <w:t xml:space="preserve">Remark 23</w:t>
         </w:r>
       </w:hyperlink>
       <w:r>
@@ -63723,7 +64776,7 @@
       <w:tr>
         <w:tc>
           <w:tcPr/>
-          <w:bookmarkStart w:id="235" w:name="fig-one-se-rule"/>
+          <w:bookmarkStart w:id="240" w:name="fig-one-se-rule"/>
           <w:p>
             <w:pPr>
               <w:pStyle w:val="SourceCode"/>
@@ -64336,18 +65389,18 @@
                 <wp:inline>
                   <wp:extent cx="4620126" cy="3696101"/>
                   <wp:effectExtent b="0" l="0" r="0" t="0"/>
-                  <wp:docPr descr="" title="" id="233" name="Picture"/>
+                  <wp:docPr descr="" title="" id="238" name="Picture"/>
                   <a:graphic>
                     <a:graphicData uri="http://schemas.openxmlformats.org/drawingml/2006/picture">
                       <pic:pic>
                         <pic:nvPicPr>
-                          <pic:cNvPr descr="model-validation_files/figure-docx/one-se-rule-plot-1.png" id="234" name="Picture"/>
+                          <pic:cNvPr descr="model-validation_files/figure-docx/one-se-rule-plot-1.png" id="239" name="Picture"/>
                           <pic:cNvPicPr>
                             <a:picLocks noChangeArrowheads="1" noChangeAspect="1"/>
                           </pic:cNvPicPr>
                         </pic:nvPicPr>
                         <pic:blipFill>
-                          <a:blip r:embed="rId232"/>
+                          <a:blip r:embed="rId237"/>
                           <a:stretch>
                             <a:fillRect/>
                           </a:stretch>
@@ -64414,7 +65467,7 @@
                 <w:rPr>
                   <w:rStyle w:val="Hyperlink"/>
                 </w:rPr>
-                <w:t xml:space="preserve">Equation 42</w:t>
+                <w:t xml:space="preserve">Equation 44</w:t>
               </w:r>
             </w:hyperlink>
             <w:r>
@@ -64427,7 +65480,7 @@
               <w:t xml:space="preserve">The dashed line is one fold-based standard error above the smallest estimate.</w:t>
             </w:r>
           </w:p>
-          <w:bookmarkEnd w:id="235"/>
+          <w:bookmarkEnd w:id="240"/>
         </w:tc>
       </w:tr>
     </w:tbl>
@@ -64516,9 +65569,9 @@
         <w:t xml:space="preserve">and 0.315 for degree 3.</w:t>
       </w:r>
     </w:p>
-    <w:bookmarkEnd w:id="236"/>
-    <w:bookmarkEnd w:id="237"/>
-    <w:bookmarkStart w:id="244" w:name="sec-cv-whole-procedure"/>
+    <w:bookmarkEnd w:id="241"/>
+    <w:bookmarkEnd w:id="242"/>
+    <w:bookmarkStart w:id="249" w:name="sec-cv-whole-procedure"/>
     <w:p>
       <w:pPr>
         <w:pStyle w:val="Heading2"/>
@@ -64527,7 +65580,7 @@
         <w:t xml:space="preserve">9 Cross-validating the whole procedure</w:t>
       </w:r>
     </w:p>
-    <w:bookmarkStart w:id="240" w:name="exr-cv-screening"/>
+    <w:bookmarkStart w:id="245" w:name="exr-cv-screening"/>
     <w:p>
       <w:pPr>
         <w:pStyle w:val="FirstParagraph"/>
@@ -64827,18 +65880,18 @@
                 <wp:inline>
                   <wp:extent cx="152400" cy="152400"/>
                   <wp:effectExtent b="0" l="0" r="0" t="0"/>
-                  <wp:docPr descr="" title="" id="238" name="Picture"/>
+                  <wp:docPr descr="" title="" id="243" name="Picture"/>
                   <a:graphic>
                     <a:graphicData uri="http://schemas.openxmlformats.org/drawingml/2006/picture">
                       <pic:pic>
                         <pic:nvPicPr>
-                          <pic:cNvPr descr="/opt/quarto/share/formats/docx/note.png" id="239" name="Picture"/>
+                          <pic:cNvPr descr="/opt/quarto/share/formats/docx/note.png" id="244" name="Picture"/>
                           <pic:cNvPicPr>
                             <a:picLocks noChangeArrowheads="1" noChangeAspect="1"/>
                           </pic:cNvPicPr>
                         </pic:nvPicPr>
                         <pic:blipFill>
-                          <a:blip r:embed="rId141"/>
+                          <a:blip r:embed="rId146"/>
                           <a:stretch>
                             <a:fillRect/>
                           </a:stretch>
@@ -64920,8 +65973,8 @@
         </w:tc>
       </w:tr>
     </w:tbl>
-    <w:bookmarkEnd w:id="240"/>
-    <w:bookmarkStart w:id="241" w:name="sol-cv-screening"/>
+    <w:bookmarkEnd w:id="245"/>
+    <w:bookmarkStart w:id="246" w:name="sol-cv-screening"/>
     <w:p>
       <w:pPr>
         <w:pStyle w:val="BodyText"/>
@@ -66849,8 +67902,8 @@
         <w:t xml:space="preserve">needs fails.</w:t>
       </w:r>
     </w:p>
-    <w:bookmarkEnd w:id="241"/>
-    <w:bookmarkStart w:id="243" w:name="rem-cv-every-step"/>
+    <w:bookmarkEnd w:id="246"/>
+    <w:bookmarkStart w:id="248" w:name="rem-cv-every-step"/>
     <w:p>
       <w:pPr>
         <w:pStyle w:val="BodyText"/>
@@ -66860,7 +67913,7 @@
           <w:i/>
           <w:iCs/>
         </w:rPr>
-        <w:t xml:space="preserve">Remark 35</w:t>
+        <w:t xml:space="preserve">Remark 36</w:t>
       </w:r>
       <w:r>
         <w:t xml:space="preserve"> (Cross-validate the whole procedure). </w:t>
@@ -67006,7 +68059,7 @@
       <w:r>
         <w:t xml:space="preserve"> </w:t>
       </w:r>
-      <w:hyperlink r:id="rId242">
+      <w:hyperlink r:id="rId247">
         <w:r>
           <w:rPr>
             <w:rStyle w:val="Hyperlink"/>
@@ -67030,9 +68083,9 @@
         <w:t xml:space="preserve">when they are computed without the outcome.</w:t>
       </w:r>
     </w:p>
-    <w:bookmarkEnd w:id="243"/>
-    <w:bookmarkEnd w:id="244"/>
-    <w:bookmarkStart w:id="245" w:name="further-reading"/>
+    <w:bookmarkEnd w:id="248"/>
+    <w:bookmarkEnd w:id="249"/>
+    <w:bookmarkStart w:id="250" w:name="further-reading"/>
     <w:p>
       <w:pPr>
         <w:pStyle w:val="Heading2"/>
@@ -67061,8 +68114,8 @@
         <w:t xml:space="preserve">including the covariance and correlation matrices that cross-products produce.</w:t>
       </w:r>
     </w:p>
-    <w:bookmarkEnd w:id="245"/>
-    <w:bookmarkStart w:id="253" w:name="references"/>
+    <w:bookmarkEnd w:id="250"/>
+    <w:bookmarkStart w:id="258" w:name="references"/>
     <w:p>
       <w:pPr>
         <w:pStyle w:val="Heading2"/>
@@ -67071,8 +68124,8 @@
         <w:t xml:space="preserve">References</w:t>
       </w:r>
     </w:p>
-    <w:bookmarkStart w:id="252" w:name="refs"/>
-    <w:bookmarkStart w:id="247" w:name="ref-hastie2009elements"/>
+    <w:bookmarkStart w:id="257" w:name="refs"/>
+    <w:bookmarkStart w:id="252" w:name="ref-hastie2009elements"/>
     <w:p>
       <w:pPr>
         <w:pStyle w:val="Bibliography"/>
@@ -67096,7 +68149,7 @@
       <w:r>
         <w:t xml:space="preserve"> </w:t>
       </w:r>
-      <w:hyperlink r:id="rId246">
+      <w:hyperlink r:id="rId251">
         <w:r>
           <w:rPr>
             <w:rStyle w:val="Hyperlink"/>
@@ -67108,8 +68161,8 @@
         <w:t xml:space="preserve">.</w:t>
       </w:r>
     </w:p>
-    <w:bookmarkEnd w:id="247"/>
-    <w:bookmarkStart w:id="249" w:name="ref-james2021islr2e"/>
+    <w:bookmarkEnd w:id="252"/>
+    <w:bookmarkStart w:id="254" w:name="ref-james2021islr2e"/>
     <w:p>
       <w:pPr>
         <w:pStyle w:val="Bibliography"/>
@@ -67147,7 +68200,7 @@
       <w:r>
         <w:t xml:space="preserve"> </w:t>
       </w:r>
-      <w:hyperlink r:id="rId248">
+      <w:hyperlink r:id="rId253">
         <w:r>
           <w:rPr>
             <w:rStyle w:val="Hyperlink"/>
@@ -67159,8 +68212,8 @@
         <w:t xml:space="preserve">.</w:t>
       </w:r>
     </w:p>
-    <w:bookmarkEnd w:id="249"/>
-    <w:bookmarkStart w:id="251" w:name="ref-sanchez2020matrix4sl"/>
+    <w:bookmarkEnd w:id="254"/>
+    <w:bookmarkStart w:id="256" w:name="ref-sanchez2020matrix4sl"/>
     <w:p>
       <w:pPr>
         <w:pStyle w:val="Bibliography"/>
@@ -67198,7 +68251,7 @@
       <w:r>
         <w:t xml:space="preserve"> </w:t>
       </w:r>
-      <w:hyperlink r:id="rId250">
+      <w:hyperlink r:id="rId255">
         <w:r>
           <w:rPr>
             <w:rStyle w:val="Hyperlink"/>
@@ -67210,9 +68263,9 @@
         <w:t xml:space="preserve">.</w:t>
       </w:r>
     </w:p>
-    <w:bookmarkEnd w:id="251"/>
-    <w:bookmarkEnd w:id="252"/>
-    <w:bookmarkEnd w:id="253"/>
+    <w:bookmarkEnd w:id="256"/>
+    <w:bookmarkEnd w:id="257"/>
+    <w:bookmarkEnd w:id="258"/>
     <w:sectPr>
       <w:footnotePr>
         <w:numRestart w:val="eachSect"/>

--- a/pr-preview/pr-234/model-validation-handout.docx
+++ b/pr-preview/pr-234/model-validation-handout.docx
@@ -15,7 +15,7 @@
         <w:pStyle w:val="Date"/>
       </w:pPr>
       <w:r>
-        <w:t xml:space="preserve">Last modified: 2026-10-16 01:45:14 (PDT)</w:t>
+        <w:t xml:space="preserve">Last modified: 2026-10-16 02:07:15 (PDT)</w:t>
       </w:r>
     </w:p>
     <w:bookmarkStart w:id="17" w:name="sec-data-sets"/>
